--- a/fuentes/72312206_CF02_DU.docx
+++ b/fuentes/72312206_CF02_DU.docx
@@ -890,7 +890,7 @@
                 <w:noProof/>
                 <w:webHidden/>
               </w:rPr>
-              <w:t>10</w:t>
+              <w:t>12</w:t>
             </w:r>
             <w:r>
               <w:rPr>
@@ -963,7 +963,7 @@
                 <w:noProof/>
                 <w:webHidden/>
               </w:rPr>
-              <w:t>11</w:t>
+              <w:t>14</w:t>
             </w:r>
             <w:r>
               <w:rPr>
@@ -1036,7 +1036,7 @@
                 <w:noProof/>
                 <w:webHidden/>
               </w:rPr>
-              <w:t>14</w:t>
+              <w:t>17</w:t>
             </w:r>
             <w:r>
               <w:rPr>
@@ -1109,7 +1109,7 @@
                 <w:noProof/>
                 <w:webHidden/>
               </w:rPr>
-              <w:t>15</w:t>
+              <w:t>18</w:t>
             </w:r>
             <w:r>
               <w:rPr>
@@ -1182,7 +1182,7 @@
                 <w:noProof/>
                 <w:webHidden/>
               </w:rPr>
-              <w:t>16</w:t>
+              <w:t>19</w:t>
             </w:r>
             <w:r>
               <w:rPr>
@@ -1255,7 +1255,7 @@
                 <w:noProof/>
                 <w:webHidden/>
               </w:rPr>
-              <w:t>20</w:t>
+              <w:t>23</w:t>
             </w:r>
             <w:r>
               <w:rPr>
@@ -1328,7 +1328,7 @@
                 <w:noProof/>
                 <w:webHidden/>
               </w:rPr>
-              <w:t>22</w:t>
+              <w:t>25</w:t>
             </w:r>
             <w:r>
               <w:rPr>
@@ -1401,7 +1401,7 @@
                 <w:noProof/>
                 <w:webHidden/>
               </w:rPr>
-              <w:t>24</w:t>
+              <w:t>27</w:t>
             </w:r>
             <w:r>
               <w:rPr>
@@ -1474,7 +1474,7 @@
                 <w:noProof/>
                 <w:webHidden/>
               </w:rPr>
-              <w:t>29</w:t>
+              <w:t>32</w:t>
             </w:r>
             <w:r>
               <w:rPr>
@@ -1547,7 +1547,7 @@
                 <w:noProof/>
                 <w:webHidden/>
               </w:rPr>
-              <w:t>32</w:t>
+              <w:t>35</w:t>
             </w:r>
             <w:r>
               <w:rPr>
@@ -1620,7 +1620,7 @@
                 <w:noProof/>
                 <w:webHidden/>
               </w:rPr>
-              <w:t>35</w:t>
+              <w:t>38</w:t>
             </w:r>
             <w:r>
               <w:rPr>
@@ -1693,7 +1693,7 @@
                 <w:noProof/>
                 <w:webHidden/>
               </w:rPr>
-              <w:t>37</w:t>
+              <w:t>40</w:t>
             </w:r>
             <w:r>
               <w:rPr>
@@ -1766,7 +1766,7 @@
                 <w:noProof/>
                 <w:webHidden/>
               </w:rPr>
-              <w:t>40</w:t>
+              <w:t>43</w:t>
             </w:r>
             <w:r>
               <w:rPr>
@@ -1839,7 +1839,7 @@
                 <w:noProof/>
                 <w:webHidden/>
               </w:rPr>
-              <w:t>41</w:t>
+              <w:t>44</w:t>
             </w:r>
             <w:r>
               <w:rPr>
@@ -1912,7 +1912,7 @@
                 <w:noProof/>
                 <w:webHidden/>
               </w:rPr>
-              <w:t>42</w:t>
+              <w:t>45</w:t>
             </w:r>
             <w:r>
               <w:rPr>
@@ -1985,7 +1985,7 @@
                 <w:noProof/>
                 <w:webHidden/>
               </w:rPr>
-              <w:t>44</w:t>
+              <w:t>47</w:t>
             </w:r>
             <w:r>
               <w:rPr>
@@ -2058,7 +2058,7 @@
                 <w:noProof/>
                 <w:webHidden/>
               </w:rPr>
-              <w:t>45</w:t>
+              <w:t>48</w:t>
             </w:r>
             <w:r>
               <w:rPr>
@@ -2131,7 +2131,7 @@
                 <w:noProof/>
                 <w:webHidden/>
               </w:rPr>
-              <w:t>46</w:t>
+              <w:t>49</w:t>
             </w:r>
             <w:r>
               <w:rPr>
@@ -2204,7 +2204,7 @@
                 <w:noProof/>
                 <w:webHidden/>
               </w:rPr>
-              <w:t>47</w:t>
+              <w:t>50</w:t>
             </w:r>
             <w:r>
               <w:rPr>
@@ -2277,7 +2277,7 @@
                 <w:noProof/>
                 <w:webHidden/>
               </w:rPr>
-              <w:t>49</w:t>
+              <w:t>52</w:t>
             </w:r>
             <w:r>
               <w:rPr>
@@ -2350,7 +2350,7 @@
                 <w:noProof/>
                 <w:webHidden/>
               </w:rPr>
-              <w:t>49</w:t>
+              <w:t>52</w:t>
             </w:r>
             <w:r>
               <w:rPr>
@@ -2423,7 +2423,7 @@
                 <w:noProof/>
                 <w:webHidden/>
               </w:rPr>
-              <w:t>51</w:t>
+              <w:t>54</w:t>
             </w:r>
             <w:r>
               <w:rPr>
@@ -2496,7 +2496,7 @@
                 <w:noProof/>
                 <w:webHidden/>
               </w:rPr>
-              <w:t>52</w:t>
+              <w:t>55</w:t>
             </w:r>
             <w:r>
               <w:rPr>
@@ -2569,7 +2569,7 @@
                 <w:noProof/>
                 <w:webHidden/>
               </w:rPr>
-              <w:t>53</w:t>
+              <w:t>56</w:t>
             </w:r>
             <w:r>
               <w:rPr>
@@ -2642,7 +2642,7 @@
                 <w:noProof/>
                 <w:webHidden/>
               </w:rPr>
-              <w:t>53</w:t>
+              <w:t>56</w:t>
             </w:r>
             <w:r>
               <w:rPr>
@@ -2715,7 +2715,7 @@
                 <w:noProof/>
                 <w:webHidden/>
               </w:rPr>
-              <w:t>54</w:t>
+              <w:t>57</w:t>
             </w:r>
             <w:r>
               <w:rPr>
@@ -2788,7 +2788,7 @@
                 <w:noProof/>
                 <w:webHidden/>
               </w:rPr>
-              <w:t>55</w:t>
+              <w:t>58</w:t>
             </w:r>
             <w:r>
               <w:rPr>
@@ -2861,7 +2861,7 @@
                 <w:noProof/>
                 <w:webHidden/>
               </w:rPr>
-              <w:t>57</w:t>
+              <w:t>60</w:t>
             </w:r>
             <w:r>
               <w:rPr>
@@ -2934,7 +2934,7 @@
                 <w:noProof/>
                 <w:webHidden/>
               </w:rPr>
-              <w:t>57</w:t>
+              <w:t>60</w:t>
             </w:r>
             <w:r>
               <w:rPr>
@@ -3007,7 +3007,7 @@
                 <w:noProof/>
                 <w:webHidden/>
               </w:rPr>
-              <w:t>58</w:t>
+              <w:t>61</w:t>
             </w:r>
             <w:r>
               <w:rPr>
@@ -3080,7 +3080,7 @@
                 <w:noProof/>
                 <w:webHidden/>
               </w:rPr>
-              <w:t>59</w:t>
+              <w:t>62</w:t>
             </w:r>
             <w:r>
               <w:rPr>
@@ -3153,7 +3153,7 @@
                 <w:noProof/>
                 <w:webHidden/>
               </w:rPr>
-              <w:t>60</w:t>
+              <w:t>63</w:t>
             </w:r>
             <w:r>
               <w:rPr>
@@ -3226,7 +3226,7 @@
                 <w:noProof/>
                 <w:webHidden/>
               </w:rPr>
-              <w:t>62</w:t>
+              <w:t>65</w:t>
             </w:r>
             <w:r>
               <w:rPr>
@@ -3299,7 +3299,7 @@
                 <w:noProof/>
                 <w:webHidden/>
               </w:rPr>
-              <w:t>63</w:t>
+              <w:t>66</w:t>
             </w:r>
             <w:r>
               <w:rPr>
@@ -3372,7 +3372,7 @@
                 <w:noProof/>
                 <w:webHidden/>
               </w:rPr>
-              <w:t>64</w:t>
+              <w:t>67</w:t>
             </w:r>
             <w:r>
               <w:rPr>
@@ -3445,7 +3445,7 @@
                 <w:noProof/>
                 <w:webHidden/>
               </w:rPr>
-              <w:t>65</w:t>
+              <w:t>68</w:t>
             </w:r>
             <w:r>
               <w:rPr>
@@ -3519,7 +3519,7 @@
                 <w:noProof/>
                 <w:webHidden/>
               </w:rPr>
-              <w:t>66</w:t>
+              <w:t>69</w:t>
             </w:r>
             <w:r>
               <w:rPr>
@@ -3595,7 +3595,7 @@
                 <w:noProof/>
                 <w:webHidden/>
               </w:rPr>
-              <w:t>67</w:t>
+              <w:t>70</w:t>
             </w:r>
             <w:r>
               <w:rPr>
@@ -3744,7 +3744,7 @@
         <w:rPr>
           <w:lang w:val="es-419" w:eastAsia="es-CO"/>
         </w:rPr>
-        <w:t>En este contexto, las buenas prácticas ganaderas y las Resoluciones ICA 067449 de 2020, 068167 de 2020 y 115708 de 2021 promueven el suministro de alimentos suficientes, inocuos y de calidad. Además, fomentan la implementación de estrategias sostenibles que contribuyan al uso eficiente de los recursos y al fortalecimiento de sistemas ganaderos más resilientes.</w:t>
+        <w:t>En este contexto, las buenas prácticas ganaderas y las Resoluciones ICA 067449 de 2020, 068167 de 2020 y 115708 de 2021 (modificada por la Resolución ICA 16023 de 2023) promueven el suministro de alimentos suficientes, inocuos y de calidad. Además, fomentan la implementación de estrategias sostenibles que contribuyan al uso eficiente de los recursos y al fortalecimiento de sistemas ganaderos más resilientes.</w:t>
       </w:r>
     </w:p>
     <w:p>
@@ -4506,26 +4506,309 @@
     </w:p>
     <w:p>
       <w:pPr>
+        <w:rPr>
+          <w:lang w:val="es-419" w:eastAsia="es-CO"/>
+        </w:rPr>
+      </w:pPr>
+    </w:p>
+    <w:p>
+      <w:pPr>
+        <w:pStyle w:val="Video"/>
+      </w:pPr>
+      <w:r>
+        <w:lastRenderedPageBreak/>
+        <w:t>Suministro de alimentos</w:t>
+      </w:r>
+    </w:p>
+    <w:p>
+      <w:r>
+        <w:rPr>
+          <w:noProof/>
+        </w:rPr>
+        <w:drawing>
+          <wp:inline distT="0" distB="0" distL="0" distR="0" wp14:anchorId="5C0B1505" wp14:editId="073CA814">
+            <wp:extent cx="4695825" cy="2644938"/>
+            <wp:effectExtent l="0" t="0" r="0" b="3175"/>
+            <wp:docPr id="3" name="Imagen 3">
+              <a:extLst xmlns:a="http://schemas.openxmlformats.org/drawingml/2006/main">
+                <a:ext uri="{C183D7F6-B498-43B3-948B-1728B52AA6E4}">
+                  <adec:decorative xmlns:adec="http://schemas.microsoft.com/office/drawing/2017/decorative" val="1"/>
+                </a:ext>
+              </a:extLst>
+            </wp:docPr>
+            <wp:cNvGraphicFramePr>
+              <a:graphicFrameLocks xmlns:a="http://schemas.openxmlformats.org/drawingml/2006/main" noChangeAspect="1"/>
+            </wp:cNvGraphicFramePr>
+            <a:graphic xmlns:a="http://schemas.openxmlformats.org/drawingml/2006/main">
+              <a:graphicData uri="http://schemas.openxmlformats.org/drawingml/2006/picture">
+                <pic:pic xmlns:pic="http://schemas.openxmlformats.org/drawingml/2006/picture">
+                  <pic:nvPicPr>
+                    <pic:cNvPr id="3" name="Imagen 3">
+                      <a:extLst>
+                        <a:ext uri="{C183D7F6-B498-43B3-948B-1728B52AA6E4}">
+                          <adec:decorative xmlns:adec="http://schemas.microsoft.com/office/drawing/2017/decorative" val="1"/>
+                        </a:ext>
+                      </a:extLst>
+                    </pic:cNvPr>
+                    <pic:cNvPicPr>
+                      <a:picLocks noChangeAspect="1" noChangeArrowheads="1"/>
+                    </pic:cNvPicPr>
+                  </pic:nvPicPr>
+                  <pic:blipFill>
+                    <a:blip r:embed="rId12" cstate="print">
+                      <a:extLst>
+                        <a:ext uri="{28A0092B-C50C-407E-A947-70E740481C1C}">
+                          <a14:useLocalDpi xmlns:a14="http://schemas.microsoft.com/office/drawing/2010/main" val="0"/>
+                        </a:ext>
+                      </a:extLst>
+                    </a:blip>
+                    <a:srcRect/>
+                    <a:stretch>
+                      <a:fillRect/>
+                    </a:stretch>
+                  </pic:blipFill>
+                  <pic:spPr bwMode="auto">
+                    <a:xfrm>
+                      <a:off x="0" y="0"/>
+                      <a:ext cx="4708351" cy="2651993"/>
+                    </a:xfrm>
+                    <a:prstGeom prst="rect">
+                      <a:avLst/>
+                    </a:prstGeom>
+                    <a:noFill/>
+                    <a:ln>
+                      <a:noFill/>
+                    </a:ln>
+                  </pic:spPr>
+                </pic:pic>
+              </a:graphicData>
+            </a:graphic>
+          </wp:inline>
+        </w:drawing>
+      </w:r>
+    </w:p>
+    <w:p>
+      <w:pPr>
+        <w:ind w:firstLine="0"/>
+        <w:jc w:val="center"/>
+      </w:pPr>
+      <w:hyperlink r:id="rId13">
+        <w:r>
+          <w:rPr>
+            <w:b/>
+            <w:color w:val="1F3864" w:themeColor="accent1" w:themeShade="80"/>
+            <w:u w:val="single"/>
+          </w:rPr>
+          <w:t>Enlace de reproducción del video</w:t>
+        </w:r>
+      </w:hyperlink>
+    </w:p>
+    <w:tbl>
+      <w:tblPr>
+        <w:tblStyle w:val="Tablaconcuadrcula"/>
+        <w:tblW w:w="0" w:type="auto"/>
+        <w:tblLook w:val="04A0" w:firstRow="1" w:lastRow="0" w:firstColumn="1" w:lastColumn="0" w:noHBand="0" w:noVBand="1"/>
+      </w:tblPr>
+      <w:tblGrid>
+        <w:gridCol w:w="9962"/>
+      </w:tblGrid>
+      <w:tr>
+        <w:trPr>
+          <w:tblHeader/>
+        </w:trPr>
+        <w:tc>
+          <w:tcPr>
+            <w:tcW w:w="9972" w:type="dxa"/>
+          </w:tcPr>
+          <w:p>
+            <w:pPr>
+              <w:ind w:firstLine="0"/>
+            </w:pPr>
+            <w:r>
+              <w:rPr>
+                <w:b/>
+              </w:rPr>
+              <w:t xml:space="preserve">Transcripción del video. </w:t>
+            </w:r>
+            <w:r>
+              <w:rPr>
+                <w:b/>
+              </w:rPr>
+              <w:t>Suministro de alimentos</w:t>
+            </w:r>
+          </w:p>
+        </w:tc>
+      </w:tr>
+      <w:tr>
+        <w:tc>
+          <w:tcPr>
+            <w:tcW w:w="9972" w:type="dxa"/>
+          </w:tcPr>
+          <w:p>
+            <w:r>
+              <w:t>El suministro de alimentos comprende el conjunto de actividades orientadas a proporcionar diariamente a los bovinos la cantidad y calidad de nutrientes que requieren, teniendo en cuenta factores como la edad, el peso, el estado fisiológico y el nivel de producción de cada animal.</w:t>
+            </w:r>
+          </w:p>
+          <w:p>
+            <w:r>
+              <w:t>Una alimentación adecuada constituye uno de los pilares fundamentales para preservar la salud, el bienestar y el desempeño productivo del hato. Para garantizar la eficiencia de este proceso, es indispensable asegurar la disponibilidad permanente de alimento, el acceso equitativo para todos los animales, la inocuidad de los insumos utilizados y una adecuada calidad nutricional. Asimismo, es necesario evitar la presencia de agentes contaminantes que puedan afectar la salud de los bovinos y comprometer la productividad del sistema.</w:t>
+            </w:r>
+          </w:p>
+          <w:p/>
+          <w:p>
+            <w:r>
+              <w:t>Las estrategias de alimentación deben ajustarse a las necesidades específicas de cada categoría animal. Por ejemplo, las vacas en producción requieren mayores aportes de energía y proteína para mantener la síntesis de leche y conservar una adecuada condición corporal. Por su parte, los terneros necesitan dietas que favorezcan el correcto desarrollo del rumen y promuevan un crecimiento saludable durante sus primeras etapas de vida.</w:t>
+            </w:r>
+          </w:p>
+          <w:p>
+            <w:r>
+              <w:t>Actualmente, los sistemas modernos de alimentación integran diferentes estrategias nutricionales con el propósito de garantizar un suministro continuo de nutrientes a lo largo del año. Entre las estrategias más utilizadas se encuentran el pastoreo racional que optimiza el aprovechamiento de las praderas, la suplementación estratégica para cubrir deficiencias nutricionales en periodos críticos, la conservación de forrajes mediante ensilaje o henificación, el uso de bancos de proteína como complemento de la dieta y la implementación de sistemas silvopastoriles que contribuyen a la alimentación, el confort animal y la sostenibilidad ambiental.</w:t>
+            </w:r>
+          </w:p>
+          <w:p>
+            <w:r>
+              <w:t xml:space="preserve">Desde la perspectiva del bienestar animal, todos los bovinos deben disponer de acceso suficiente al alimento, evitando situaciones de competencia excesiva, agresiones o exclusión de individuos subordinados. De igual manera, los comederos deben mantenerse limpios, protegidos de la lluvia y ubicados en zonas de fácil </w:t>
+            </w:r>
+            <w:r>
+              <w:lastRenderedPageBreak/>
+              <w:t>acceso, con el fin de facilitar el consumo, reducir el desperdicio y disminuir los riesgos sanitarios.</w:t>
+            </w:r>
+          </w:p>
+          <w:p>
+            <w:r>
+              <w:t>Un adecuado suministro de alimentos contribuye al bienestar animal, mejora la productividad y favorece la sostenibilidad de los sistemas bovinos.</w:t>
+            </w:r>
+          </w:p>
+        </w:tc>
+      </w:tr>
+    </w:tbl>
+    <w:p>
+      <w:pPr>
+        <w:ind w:firstLine="0"/>
+      </w:pPr>
+    </w:p>
+    <w:p>
+      <w:pPr>
         <w:pStyle w:val="Ttulo2"/>
       </w:pPr>
       <w:bookmarkStart w:id="4" w:name="_Toc235563134"/>
       <w:r>
+        <w:t>Características físicas de los alimentos</w:t>
+      </w:r>
+      <w:bookmarkEnd w:id="4"/>
+    </w:p>
+    <w:p>
+      <w:pPr>
+        <w:rPr>
+          <w:lang w:val="es-419" w:eastAsia="es-CO"/>
+        </w:rPr>
+      </w:pPr>
+      <w:r>
+        <w:rPr>
+          <w:lang w:val="es-419" w:eastAsia="es-CO"/>
+        </w:rPr>
+        <w:t>La evaluación de las características físicas permite determinar la calidad y aptitud de los alimentos destinados a bovinos. Estos atributos influyen directamente sobre el consumo voluntario, la digestibilidad y el aprovechamiento de los nutrientes, por lo que su revisión periódica contribuye a prevenir problemas sanitarios y pérdidas productivas. A continuación, se presentan las principales características físicas que deben considerarse durante la selección y suministro de alimentos.</w:t>
+      </w:r>
+    </w:p>
+    <w:p>
+      <w:pPr>
+        <w:pStyle w:val="Prrafodelista"/>
+        <w:numPr>
+          <w:ilvl w:val="0"/>
+          <w:numId w:val="7"/>
+        </w:numPr>
+        <w:ind w:left="993"/>
+        <w:rPr>
+          <w:lang w:val="es-419" w:eastAsia="es-CO"/>
+        </w:rPr>
+      </w:pPr>
+      <w:r>
+        <w:rPr>
+          <w:rStyle w:val="Ttulo5Car"/>
+        </w:rPr>
+        <w:t>Color.</w:t>
+      </w:r>
+      <w:r>
+        <w:rPr>
+          <w:lang w:val="es-419" w:eastAsia="es-CO"/>
+        </w:rPr>
+        <w:t xml:space="preserve"> Debe corresponder al característico de cada alimento. Cambios anormales pueden indicar deterioro, contaminación o fermentaciones inadecuadas, permitiendo identificar posibles alteraciones de calidad o pérdida de inocuidad.</w:t>
+      </w:r>
+    </w:p>
+    <w:p>
+      <w:pPr>
+        <w:pStyle w:val="Prrafodelista"/>
+        <w:numPr>
+          <w:ilvl w:val="0"/>
+          <w:numId w:val="7"/>
+        </w:numPr>
+        <w:ind w:left="993"/>
+        <w:rPr>
+          <w:lang w:val="es-419" w:eastAsia="es-CO"/>
+        </w:rPr>
+      </w:pPr>
+      <w:r>
+        <w:rPr>
+          <w:rStyle w:val="Ttulo5Car"/>
+        </w:rPr>
+        <w:t xml:space="preserve">Olor. </w:t>
+      </w:r>
+      <w:r>
+        <w:rPr>
+          <w:lang w:val="es-419" w:eastAsia="es-CO"/>
+        </w:rPr>
+        <w:t>Debe ser agradable y propio del alimento. Olores ácidos, pútridos o asociados con mohos evidencian deterioro y facilitan la detección temprana de alimentos no aptos para el consumo animal.</w:t>
+      </w:r>
+    </w:p>
+    <w:p>
+      <w:pPr>
+        <w:pStyle w:val="Prrafodelista"/>
+        <w:numPr>
+          <w:ilvl w:val="0"/>
+          <w:numId w:val="7"/>
+        </w:numPr>
+        <w:ind w:left="993"/>
+        <w:rPr>
+          <w:lang w:val="es-419" w:eastAsia="es-CO"/>
+        </w:rPr>
+      </w:pPr>
+      <w:r>
+        <w:rPr>
+          <w:rStyle w:val="Ttulo5Car"/>
+        </w:rPr>
+        <w:t>Textura.</w:t>
+      </w:r>
+      <w:r>
+        <w:rPr>
+          <w:lang w:val="es-419" w:eastAsia="es-CO"/>
+        </w:rPr>
+        <w:t xml:space="preserve"> Debe favorecer el consumo y el adecuado proceso digestivo. Influye en la aceptación del alimento y en la eficiencia de utilización de los nutrientes.</w:t>
+      </w:r>
+    </w:p>
+    <w:p>
+      <w:pPr>
+        <w:pStyle w:val="Prrafodelista"/>
+        <w:numPr>
+          <w:ilvl w:val="0"/>
+          <w:numId w:val="7"/>
+        </w:numPr>
+        <w:ind w:left="993"/>
+        <w:rPr>
+          <w:lang w:val="es-419" w:eastAsia="es-CO"/>
+        </w:rPr>
+      </w:pPr>
+      <w:r>
+        <w:rPr>
+          <w:rStyle w:val="Ttulo5Car"/>
+        </w:rPr>
         <w:lastRenderedPageBreak/>
-        <w:t>Características físicas de los alimentos</w:t>
-      </w:r>
-      <w:bookmarkEnd w:id="4"/>
-    </w:p>
-    <w:p>
-      <w:pPr>
-        <w:rPr>
-          <w:lang w:val="es-419" w:eastAsia="es-CO"/>
-        </w:rPr>
-      </w:pPr>
-      <w:r>
-        <w:rPr>
-          <w:lang w:val="es-419" w:eastAsia="es-CO"/>
-        </w:rPr>
-        <w:t>La evaluación de las características físicas permite determinar la calidad y aptitud de los alimentos destinados a bovinos. Estos atributos influyen directamente sobre el consumo voluntario, la digestibilidad y el aprovechamiento de los nutrientes, por lo que su revisión periódica contribuye a prevenir problemas sanitarios y pérdidas productivas. A continuación, se presentan las principales características físicas que deben considerarse durante la selección y suministro de alimentos.</w:t>
+        <w:t>Humedad.</w:t>
+      </w:r>
+      <w:r>
+        <w:rPr>
+          <w:lang w:val="es-419" w:eastAsia="es-CO"/>
+        </w:rPr>
+        <w:t xml:space="preserve"> Debe mantenerse dentro de niveles apropiados para garantizar su conservación. Los excesos de humedad favorecen el crecimiento de hongos y bacterias que afectan la inocuidad del alimento.</w:t>
       </w:r>
     </w:p>
     <w:p>
@@ -4544,13 +4827,13 @@
         <w:rPr>
           <w:rStyle w:val="Ttulo5Car"/>
         </w:rPr>
-        <w:t>Color.</w:t>
-      </w:r>
-      <w:r>
-        <w:rPr>
-          <w:lang w:val="es-419" w:eastAsia="es-CO"/>
-        </w:rPr>
-        <w:t xml:space="preserve"> Debe corresponder al característico de cada alimento. Cambios anormales pueden indicar deterioro, contaminación o fermentaciones inadecuadas, permitiendo identificar posibles alteraciones de calidad o pérdida de inocuidad.</w:t>
+        <w:t>Tamaño de partícula.</w:t>
+      </w:r>
+      <w:r>
+        <w:rPr>
+          <w:lang w:val="es-419" w:eastAsia="es-CO"/>
+        </w:rPr>
+        <w:t xml:space="preserve"> Condiciona los procesos de rumia, salivación y digestibilidad. Un tamaño adecuado favorece la salud ruminal y mejora el aprovechamiento nutricional.</w:t>
       </w:r>
     </w:p>
     <w:p>
@@ -4569,13 +4852,13 @@
         <w:rPr>
           <w:rStyle w:val="Ttulo5Car"/>
         </w:rPr>
-        <w:t xml:space="preserve">Olor. </w:t>
-      </w:r>
-      <w:r>
-        <w:rPr>
-          <w:lang w:val="es-419" w:eastAsia="es-CO"/>
-        </w:rPr>
-        <w:t>Debe ser agradable y propio del alimento. Olores ácidos, pútridos o asociados con mohos evidencian deterioro y facilitan la detección temprana de alimentos no aptos para el consumo animal.</w:t>
+        <w:t>Palatabilidad.</w:t>
+      </w:r>
+      <w:r>
+        <w:rPr>
+          <w:lang w:val="es-419" w:eastAsia="es-CO"/>
+        </w:rPr>
+        <w:t xml:space="preserve"> Corresponde al grado de aceptación del alimento por parte del animal y determina el consumo voluntario y, en consecuencia, el desempeño productivo.</w:t>
       </w:r>
     </w:p>
     <w:p>
@@ -4594,13 +4877,13 @@
         <w:rPr>
           <w:rStyle w:val="Ttulo5Car"/>
         </w:rPr>
-        <w:t>Textura.</w:t>
-      </w:r>
-      <w:r>
-        <w:rPr>
-          <w:lang w:val="es-419" w:eastAsia="es-CO"/>
-        </w:rPr>
-        <w:t xml:space="preserve"> Debe favorecer el consumo y el adecuado proceso digestivo. Influye en la aceptación del alimento y en la eficiencia de utilización de los nutrientes.</w:t>
+        <w:t>Ausencia de contaminantes.</w:t>
+      </w:r>
+      <w:r>
+        <w:rPr>
+          <w:lang w:val="es-419" w:eastAsia="es-CO"/>
+        </w:rPr>
+        <w:t xml:space="preserve"> El alimento debe estar libre de hongos, micotoxinas, tierra, plásticos, metales, vidrios y residuos químicos. Esta condición garantiza la inocuidad del alimento y el cumplimiento de las buenas prácticas ganaderas (BPG).</w:t>
       </w:r>
     </w:p>
     <w:p>
@@ -4619,13 +4902,13 @@
         <w:rPr>
           <w:rStyle w:val="Ttulo5Car"/>
         </w:rPr>
-        <w:t>Humedad.</w:t>
-      </w:r>
-      <w:r>
-        <w:rPr>
-          <w:lang w:val="es-419" w:eastAsia="es-CO"/>
-        </w:rPr>
-        <w:t xml:space="preserve"> Debe mantenerse dentro de niveles apropiados para garantizar su conservación. Los excesos de humedad favorecen el crecimiento de hongos y bacterias que afectan la inocuidad del alimento.</w:t>
+        <w:t>Integridad física</w:t>
+      </w:r>
+      <w:r>
+        <w:rPr>
+          <w:lang w:val="es-419" w:eastAsia="es-CO"/>
+        </w:rPr>
+        <w:t>. El alimento debe conservar una apariencia acorde con su estado normal, sin evidencias de compactación excesiva, presencia de cuerpos extraños o deterioro visible. Su evaluación contribuye a mantener la calidad del producto y a prevenir riesgos para la salud animal.</w:t>
       </w:r>
     </w:p>
     <w:p>
@@ -4644,21 +4927,96 @@
         <w:rPr>
           <w:rStyle w:val="Ttulo5Car"/>
         </w:rPr>
-        <w:t>Tamaño de partícula.</w:t>
-      </w:r>
-      <w:r>
-        <w:rPr>
-          <w:lang w:val="es-419" w:eastAsia="es-CO"/>
-        </w:rPr>
-        <w:t xml:space="preserve"> Condiciona los procesos de rumia, salivación y digestibilidad. Un tamaño adecuado favorece la salud ruminal y mejora el aprovechamiento nutricional.</w:t>
-      </w:r>
-    </w:p>
-    <w:p>
-      <w:pPr>
-        <w:pStyle w:val="Prrafodelista"/>
-        <w:numPr>
-          <w:ilvl w:val="0"/>
-          <w:numId w:val="7"/>
+        <w:t>Estado de conservación.</w:t>
+      </w:r>
+      <w:r>
+        <w:rPr>
+          <w:lang w:val="es-419" w:eastAsia="es-CO"/>
+        </w:rPr>
+        <w:t xml:space="preserve"> </w:t>
+      </w:r>
+      <w:r>
+        <w:rPr>
+          <w:lang w:val="es-419" w:eastAsia="es-CO"/>
+        </w:rPr>
+        <w:t>Debe reflejar condiciones adecuadas de almacenamiento y manejo, evitando fermentaciones indeseadas o procesos avanzados de descomposición. Su verificación permite asegurar la aptitud del alimento para el consumo y reducir pérdidas productivas.</w:t>
+      </w:r>
+    </w:p>
+    <w:p>
+      <w:pPr>
+        <w:rPr>
+          <w:lang w:val="es-419" w:eastAsia="es-CO"/>
+        </w:rPr>
+      </w:pPr>
+      <w:r>
+        <w:rPr>
+          <w:lang w:val="es-419" w:eastAsia="es-CO"/>
+        </w:rPr>
+        <w:t xml:space="preserve">La valoración sistemática de estas características constituye una medida preventiva para asegurar la calidad de los alimentos suministrados. Su aplicación contribuye a proteger la salud de los bovinos, optimizar la respuesta productiva y </w:t>
+      </w:r>
+      <w:r>
+        <w:rPr>
+          <w:lang w:val="es-419" w:eastAsia="es-CO"/>
+        </w:rPr>
+        <w:lastRenderedPageBreak/>
+        <w:t>fortalecer el cumplimiento de los criterios de inocuidad exigidos en los sistemas ganaderos.</w:t>
+      </w:r>
+    </w:p>
+    <w:p>
+      <w:pPr>
+        <w:pStyle w:val="Ttulo2"/>
+      </w:pPr>
+      <w:bookmarkStart w:id="5" w:name="_Toc235563135"/>
+      <w:r>
+        <w:t>Importancia en la producción animal</w:t>
+      </w:r>
+      <w:bookmarkEnd w:id="5"/>
+    </w:p>
+    <w:p>
+      <w:pPr>
+        <w:rPr>
+          <w:lang w:val="es-419" w:eastAsia="es-CO"/>
+        </w:rPr>
+      </w:pPr>
+      <w:r>
+        <w:rPr>
+          <w:lang w:val="es-419" w:eastAsia="es-CO"/>
+        </w:rPr>
+        <w:t>La alimentación constituye uno de los componentes estratégicos de la producción bovina, ya que condiciona el desempeño técnico, económico y sanitario de la explotación. Una adecuada planificación alimentaria permite satisfacer los requerimientos nutricionales de los animales en cada etapa productiva, optimizar el uso de los recursos disponibles y contribuir al bienestar del hato.</w:t>
+      </w:r>
+    </w:p>
+    <w:p>
+      <w:pPr>
+        <w:rPr>
+          <w:lang w:val="es-419" w:eastAsia="es-CO"/>
+        </w:rPr>
+      </w:pPr>
+      <w:r>
+        <w:rPr>
+          <w:lang w:val="es-419" w:eastAsia="es-CO"/>
+        </w:rPr>
+        <w:t>Su importancia se refleja en múltiples indicadores productivos y reproductivos. La disponibilidad de dietas balanceadas favorece una mayor producción de leche y carne, incrementa la ganancia diaria de peso y mejora la eficiencia reproductiva. Asimismo, contribuye al mantenimiento de una adecuada condición corporal, fortalece la respuesta inmunitaria y promueve una mayor longevidad productiva de los animales.</w:t>
+      </w:r>
+    </w:p>
+    <w:p>
+      <w:pPr>
+        <w:rPr>
+          <w:lang w:val="es-419" w:eastAsia="es-CO"/>
+        </w:rPr>
+      </w:pPr>
+      <w:r>
+        <w:rPr>
+          <w:lang w:val="es-419" w:eastAsia="es-CO"/>
+        </w:rPr>
+        <w:t>Con el fin de sintetizar los principales efectos de la alimentación sobre la producción animal, a continuación, se describen sus repercusiones en distintos componentes del sistema ganadero:</w:t>
+      </w:r>
+    </w:p>
+    <w:p>
+      <w:pPr>
+        <w:pStyle w:val="Prrafodelista"/>
+        <w:numPr>
+          <w:ilvl w:val="0"/>
+          <w:numId w:val="8"/>
         </w:numPr>
         <w:ind w:left="993"/>
         <w:rPr>
@@ -4669,22 +5027,97 @@
         <w:rPr>
           <w:rStyle w:val="Ttulo5Car"/>
         </w:rPr>
+        <w:t>Producción de leche.</w:t>
+      </w:r>
+      <w:r>
+        <w:rPr>
+          <w:lang w:val="es-419" w:eastAsia="es-CO"/>
+        </w:rPr>
+        <w:t xml:space="preserve"> Favorece la síntesis láctea y contribuye a mantener la persistencia de la producción y la calidad composicional de la leche.</w:t>
+      </w:r>
+    </w:p>
+    <w:p>
+      <w:pPr>
+        <w:pStyle w:val="Prrafodelista"/>
+        <w:numPr>
+          <w:ilvl w:val="0"/>
+          <w:numId w:val="8"/>
+        </w:numPr>
+        <w:ind w:left="993"/>
+        <w:rPr>
+          <w:lang w:val="es-419" w:eastAsia="es-CO"/>
+        </w:rPr>
+      </w:pPr>
+      <w:r>
+        <w:rPr>
+          <w:rStyle w:val="Ttulo5Car"/>
+        </w:rPr>
+        <w:t xml:space="preserve">Producción de carne. </w:t>
+      </w:r>
+      <w:r>
+        <w:rPr>
+          <w:lang w:val="es-419" w:eastAsia="es-CO"/>
+        </w:rPr>
+        <w:t>Optimiza el crecimiento y la deposición de tejido muscular, mejorando el rendimiento productivo de los animales destinados al engorde.</w:t>
+      </w:r>
+    </w:p>
+    <w:p>
+      <w:pPr>
+        <w:pStyle w:val="Prrafodelista"/>
+        <w:numPr>
+          <w:ilvl w:val="0"/>
+          <w:numId w:val="8"/>
+        </w:numPr>
+        <w:ind w:left="993"/>
+        <w:rPr>
+          <w:lang w:val="es-419" w:eastAsia="es-CO"/>
+        </w:rPr>
+      </w:pPr>
+      <w:r>
+        <w:rPr>
+          <w:rStyle w:val="Ttulo5Car"/>
+        </w:rPr>
+        <w:t>Ganancia diaria de peso.</w:t>
+      </w:r>
+      <w:r>
+        <w:rPr>
+          <w:lang w:val="es-419" w:eastAsia="es-CO"/>
+        </w:rPr>
+        <w:t xml:space="preserve"> Incrementa la eficiencia en la conversión de nutrientes y permite alcanzar los objetivos de crecimiento en menor tiempo.</w:t>
+      </w:r>
+    </w:p>
+    <w:p>
+      <w:pPr>
+        <w:pStyle w:val="Prrafodelista"/>
+        <w:numPr>
+          <w:ilvl w:val="0"/>
+          <w:numId w:val="8"/>
+        </w:numPr>
+        <w:ind w:left="993"/>
+        <w:rPr>
+          <w:lang w:val="es-419" w:eastAsia="es-CO"/>
+        </w:rPr>
+      </w:pPr>
+      <w:r>
+        <w:rPr>
+          <w:rStyle w:val="Ttulo5Car"/>
+        </w:rPr>
         <w:lastRenderedPageBreak/>
-        <w:t>Palatabilidad.</w:t>
-      </w:r>
-      <w:r>
-        <w:rPr>
-          <w:lang w:val="es-419" w:eastAsia="es-CO"/>
-        </w:rPr>
-        <w:t xml:space="preserve"> Corresponde al grado de aceptación del alimento por parte del animal y determina el consumo voluntario y, en consecuencia, el desempeño productivo.</w:t>
-      </w:r>
-    </w:p>
-    <w:p>
-      <w:pPr>
-        <w:pStyle w:val="Prrafodelista"/>
-        <w:numPr>
-          <w:ilvl w:val="0"/>
-          <w:numId w:val="7"/>
+        <w:t>Eficiencia reproductiva.</w:t>
+      </w:r>
+      <w:r>
+        <w:rPr>
+          <w:lang w:val="es-419" w:eastAsia="es-CO"/>
+        </w:rPr>
+        <w:t xml:space="preserve"> Mejora la fertilidad, favorece la expresión del celo, reduce intervalos reproductivos y contribuye al éxito de la gestación.</w:t>
+      </w:r>
+    </w:p>
+    <w:p>
+      <w:pPr>
+        <w:pStyle w:val="Prrafodelista"/>
+        <w:numPr>
+          <w:ilvl w:val="0"/>
+          <w:numId w:val="8"/>
         </w:numPr>
         <w:ind w:left="993"/>
         <w:rPr>
@@ -4695,21 +5128,21 @@
         <w:rPr>
           <w:rStyle w:val="Ttulo5Car"/>
         </w:rPr>
-        <w:t>Ausencia de contaminantes.</w:t>
-      </w:r>
-      <w:r>
-        <w:rPr>
-          <w:lang w:val="es-419" w:eastAsia="es-CO"/>
-        </w:rPr>
-        <w:t xml:space="preserve"> El alimento debe estar libre de hongos, micotoxinas, tierra, plásticos, metales, vidrios y residuos químicos. Esta condición garantiza la inocuidad del alimento y el cumplimiento de las buenas prácticas ganaderas (BPG).</w:t>
-      </w:r>
-    </w:p>
-    <w:p>
-      <w:pPr>
-        <w:pStyle w:val="Prrafodelista"/>
-        <w:numPr>
-          <w:ilvl w:val="0"/>
-          <w:numId w:val="7"/>
+        <w:t>Salud animal.</w:t>
+      </w:r>
+      <w:r>
+        <w:rPr>
+          <w:lang w:val="es-419" w:eastAsia="es-CO"/>
+        </w:rPr>
+        <w:t xml:space="preserve"> Fortalece el sistema inmunológico y disminuye la susceptibilidad a enfermedades asociadas con deficiencias nutricionales.</w:t>
+      </w:r>
+    </w:p>
+    <w:p>
+      <w:pPr>
+        <w:pStyle w:val="Prrafodelista"/>
+        <w:numPr>
+          <w:ilvl w:val="0"/>
+          <w:numId w:val="8"/>
         </w:numPr>
         <w:ind w:left="993"/>
         <w:rPr>
@@ -4720,21 +5153,21 @@
         <w:rPr>
           <w:rStyle w:val="Ttulo5Car"/>
         </w:rPr>
-        <w:t>Integridad física</w:t>
-      </w:r>
-      <w:r>
-        <w:rPr>
-          <w:lang w:val="es-419" w:eastAsia="es-CO"/>
-        </w:rPr>
-        <w:t>. El alimento debe conservar una apariencia acorde con su estado normal, sin evidencias de compactación excesiva, presencia de cuerpos extraños o deterioro visible. Su evaluación contribuye a mantener la calidad del producto y a prevenir riesgos para la salud animal.</w:t>
-      </w:r>
-    </w:p>
-    <w:p>
-      <w:pPr>
-        <w:pStyle w:val="Prrafodelista"/>
-        <w:numPr>
-          <w:ilvl w:val="0"/>
-          <w:numId w:val="7"/>
+        <w:t>Longevidad productiva</w:t>
+      </w:r>
+      <w:r>
+        <w:rPr>
+          <w:lang w:val="es-419" w:eastAsia="es-CO"/>
+        </w:rPr>
+        <w:t>. Ayuda a conservar una adecuada condición corporal y favorece una vida útil más prolongada dentro del sistema productivo.</w:t>
+      </w:r>
+    </w:p>
+    <w:p>
+      <w:pPr>
+        <w:pStyle w:val="Prrafodelista"/>
+        <w:numPr>
+          <w:ilvl w:val="0"/>
+          <w:numId w:val="8"/>
         </w:numPr>
         <w:ind w:left="993"/>
         <w:rPr>
@@ -4745,321 +5178,192 @@
         <w:rPr>
           <w:rStyle w:val="Ttulo5Car"/>
         </w:rPr>
-        <w:t>Estado de conservación.</w:t>
-      </w:r>
-      <w:r>
-        <w:rPr>
-          <w:lang w:val="es-419" w:eastAsia="es-CO"/>
-        </w:rPr>
-        <w:t xml:space="preserve"> </w:t>
-      </w:r>
-      <w:r>
-        <w:rPr>
-          <w:lang w:val="es-419" w:eastAsia="es-CO"/>
-        </w:rPr>
-        <w:t>Debe reflejar condiciones adecuadas de almacenamiento y manejo, evitando fermentaciones indeseadas o procesos avanzados de descomposición. Su verificación permite asegurar la aptitud del alimento para el consumo y reducir pérdidas productivas.</w:t>
-      </w:r>
-    </w:p>
-    <w:p>
-      <w:pPr>
-        <w:rPr>
-          <w:lang w:val="es-419" w:eastAsia="es-CO"/>
-        </w:rPr>
-      </w:pPr>
-      <w:r>
-        <w:rPr>
-          <w:lang w:val="es-419" w:eastAsia="es-CO"/>
-        </w:rPr>
-        <w:t>La valoración sistemática de estas características constituye una medida preventiva para asegurar la calidad de los alimentos suministrados. Su aplicación contribuye a proteger la salud de los bovinos, optimizar la respuesta productiva y fortalecer el cumplimiento de los criterios de inocuidad exigidos en los sistemas ganaderos.</w:t>
-      </w:r>
-    </w:p>
-    <w:p>
-      <w:pPr>
-        <w:pStyle w:val="Ttulo2"/>
-      </w:pPr>
-      <w:bookmarkStart w:id="5" w:name="_Toc235563135"/>
-      <w:r>
-        <w:t>Importancia en la producción animal</w:t>
-      </w:r>
-      <w:bookmarkEnd w:id="5"/>
-    </w:p>
-    <w:p>
-      <w:pPr>
-        <w:rPr>
-          <w:lang w:val="es-419" w:eastAsia="es-CO"/>
-        </w:rPr>
-      </w:pPr>
-      <w:r>
-        <w:rPr>
-          <w:lang w:val="es-419" w:eastAsia="es-CO"/>
-        </w:rPr>
-        <w:t xml:space="preserve">La alimentación constituye uno de los componentes estratégicos de la producción bovina, ya que condiciona el desempeño técnico, económico y sanitario de la explotación. Una adecuada planificación alimentaria permite satisfacer los </w:t>
+        <w:t>Rentabilidad económica.</w:t>
+      </w:r>
+      <w:r>
+        <w:rPr>
+          <w:lang w:val="es-419" w:eastAsia="es-CO"/>
+        </w:rPr>
+        <w:t xml:space="preserve"> Incrementa la eficiencia técnica, optimiza el aprovechamiento de los recursos y mejora la relación entre costos e ingresos.</w:t>
+      </w:r>
+    </w:p>
+    <w:p>
+      <w:pPr>
+        <w:rPr>
+          <w:lang w:val="es-419" w:eastAsia="es-CO"/>
+        </w:rPr>
+      </w:pPr>
+      <w:r>
+        <w:rPr>
+          <w:lang w:val="es-419" w:eastAsia="es-CO"/>
+        </w:rPr>
+        <w:t>Por el contrario, una nutrición deficiente puede generar consecuencias negativas tanto para los animales como para la explotación. Entre ellas se encuentran la pérdida de condición corporal, la disminución de la producción, la aparición de trastornos metabólicos, los problemas reproductivos y el incremento de los costos asociados a tratamientos sanitarios y medidas correctivas.</w:t>
+      </w:r>
+    </w:p>
+    <w:p>
+      <w:pPr>
+        <w:rPr>
+          <w:lang w:val="es-419" w:eastAsia="es-CO"/>
+        </w:rPr>
+      </w:pPr>
+      <w:r>
+        <w:rPr>
+          <w:lang w:val="es-419" w:eastAsia="es-CO"/>
+        </w:rPr>
+        <w:t>Además de sus efectos sobre la productividad, la alimentación desempeña un papel determinante en la sostenibilidad de la ganadería. Los sistemas que incorporan estrategias como la conservación de forrajes, el establecimiento de bancos de proteína, la implementación de sistemas silvopastoriles y el aprovechamiento responsable de recursos alimenticios alternativos presentan mayores niveles de eficiencia productiva y una mejor capacidad de adaptación frente a la variabilidad climática.</w:t>
+      </w:r>
+    </w:p>
+    <w:p>
+      <w:pPr>
+        <w:rPr>
+          <w:lang w:val="es-419" w:eastAsia="es-CO"/>
+        </w:rPr>
+      </w:pPr>
+      <w:r>
+        <w:rPr>
+          <w:lang w:val="es-419" w:eastAsia="es-CO"/>
+        </w:rPr>
+        <w:t xml:space="preserve">Desde el enfoque de las buenas prácticas ganaderas (BPG) y del bienestar animal, la alimentación constituye uno de los pilares fundamentales para el desarrollo de sistemas productivos sostenibles, rentables y socialmente responsables. Una adecuada planificación del suministro de nutrientes permite garantizar la disponibilidad permanente de alimento, mejorar la calidad de vida de los bovinos y fortalecer la </w:t>
       </w:r>
       <w:r>
         <w:rPr>
           <w:lang w:val="es-419" w:eastAsia="es-CO"/>
         </w:rPr>
         <w:lastRenderedPageBreak/>
-        <w:t>requerimientos nutricionales de los animales en cada etapa productiva, optimizar el uso de los recursos disponibles y contribuir al bienestar del hato.</w:t>
-      </w:r>
-    </w:p>
-    <w:p>
-      <w:pPr>
-        <w:rPr>
-          <w:lang w:val="es-419" w:eastAsia="es-CO"/>
-        </w:rPr>
-      </w:pPr>
-      <w:r>
-        <w:rPr>
-          <w:lang w:val="es-419" w:eastAsia="es-CO"/>
-        </w:rPr>
-        <w:t>Su importancia se refleja en múltiples indicadores productivos y reproductivos. La disponibilidad de dietas balanceadas favorece una mayor producción de leche y carne, incrementa la ganancia diaria de peso y mejora la eficiencia reproductiva. Asimismo, contribuye al mantenimiento de una adecuada condición corporal, fortalece la respuesta inmunitaria y promueve una mayor longevidad productiva de los animales.</w:t>
-      </w:r>
-    </w:p>
-    <w:p>
-      <w:pPr>
-        <w:rPr>
-          <w:lang w:val="es-419" w:eastAsia="es-CO"/>
-        </w:rPr>
-      </w:pPr>
-      <w:r>
-        <w:rPr>
-          <w:lang w:val="es-419" w:eastAsia="es-CO"/>
-        </w:rPr>
-        <w:t>Con el fin de sintetizar los principales efectos de la alimentación sobre la producción animal, a continuación, se describen sus repercusiones en distintos componentes del sistema ganadero:</w:t>
-      </w:r>
-    </w:p>
-    <w:p>
-      <w:pPr>
-        <w:pStyle w:val="Prrafodelista"/>
-        <w:numPr>
-          <w:ilvl w:val="0"/>
-          <w:numId w:val="8"/>
-        </w:numPr>
-        <w:ind w:left="993"/>
-        <w:rPr>
-          <w:lang w:val="es-419" w:eastAsia="es-CO"/>
-        </w:rPr>
-      </w:pPr>
-      <w:r>
-        <w:rPr>
-          <w:rStyle w:val="Ttulo5Car"/>
-        </w:rPr>
-        <w:t>Producción de leche.</w:t>
-      </w:r>
-      <w:r>
-        <w:rPr>
-          <w:lang w:val="es-419" w:eastAsia="es-CO"/>
-        </w:rPr>
-        <w:t xml:space="preserve"> Favorece la síntesis láctea y contribuye a mantener la persistencia de la producción y la calidad composicional de la leche.</w:t>
-      </w:r>
-    </w:p>
-    <w:p>
-      <w:pPr>
-        <w:pStyle w:val="Prrafodelista"/>
-        <w:numPr>
-          <w:ilvl w:val="0"/>
-          <w:numId w:val="8"/>
-        </w:numPr>
-        <w:ind w:left="993"/>
-        <w:rPr>
-          <w:lang w:val="es-419" w:eastAsia="es-CO"/>
-        </w:rPr>
-      </w:pPr>
-      <w:r>
-        <w:rPr>
-          <w:rStyle w:val="Ttulo5Car"/>
-        </w:rPr>
-        <w:t xml:space="preserve">Producción de carne. </w:t>
-      </w:r>
-      <w:r>
-        <w:rPr>
-          <w:lang w:val="es-419" w:eastAsia="es-CO"/>
-        </w:rPr>
-        <w:t>Optimiza el crecimiento y la deposición de tejido muscular, mejorando el rendimiento productivo de los animales destinados al engorde.</w:t>
-      </w:r>
-    </w:p>
-    <w:p>
-      <w:pPr>
-        <w:pStyle w:val="Prrafodelista"/>
-        <w:numPr>
-          <w:ilvl w:val="0"/>
-          <w:numId w:val="8"/>
-        </w:numPr>
-        <w:ind w:left="993"/>
-        <w:rPr>
-          <w:lang w:val="es-419" w:eastAsia="es-CO"/>
-        </w:rPr>
-      </w:pPr>
-      <w:r>
-        <w:rPr>
-          <w:rStyle w:val="Ttulo5Car"/>
-        </w:rPr>
-        <w:t>Ganancia diaria de peso.</w:t>
-      </w:r>
-      <w:r>
-        <w:rPr>
-          <w:lang w:val="es-419" w:eastAsia="es-CO"/>
-        </w:rPr>
-        <w:t xml:space="preserve"> Incrementa la eficiencia en la conversión de nutrientes y permite alcanzar los objetivos de crecimiento en menor tiempo.</w:t>
-      </w:r>
-    </w:p>
-    <w:p>
-      <w:pPr>
-        <w:pStyle w:val="Prrafodelista"/>
-        <w:numPr>
-          <w:ilvl w:val="0"/>
-          <w:numId w:val="8"/>
-        </w:numPr>
-        <w:ind w:left="993"/>
-        <w:rPr>
-          <w:lang w:val="es-419" w:eastAsia="es-CO"/>
-        </w:rPr>
-      </w:pPr>
-      <w:r>
-        <w:rPr>
-          <w:rStyle w:val="Ttulo5Car"/>
-        </w:rPr>
-        <w:t>Eficiencia reproductiva.</w:t>
-      </w:r>
-      <w:r>
-        <w:rPr>
-          <w:lang w:val="es-419" w:eastAsia="es-CO"/>
-        </w:rPr>
-        <w:t xml:space="preserve"> Mejora la fertilidad, favorece la expresión del celo, reduce intervalos reproductivos y contribuye al éxito de la gestación.</w:t>
-      </w:r>
-    </w:p>
-    <w:p>
-      <w:pPr>
-        <w:pStyle w:val="Prrafodelista"/>
-        <w:numPr>
-          <w:ilvl w:val="0"/>
-          <w:numId w:val="8"/>
-        </w:numPr>
-        <w:ind w:left="993"/>
-        <w:rPr>
-          <w:lang w:val="es-419" w:eastAsia="es-CO"/>
-        </w:rPr>
-      </w:pPr>
-      <w:r>
-        <w:rPr>
-          <w:rStyle w:val="Ttulo5Car"/>
-        </w:rPr>
-        <w:t>Salud animal.</w:t>
-      </w:r>
-      <w:r>
-        <w:rPr>
-          <w:lang w:val="es-419" w:eastAsia="es-CO"/>
-        </w:rPr>
-        <w:t xml:space="preserve"> Fortalece el sistema inmunológico y disminuye la susceptibilidad a enfermedades asociadas con deficiencias nutricionales.</w:t>
-      </w:r>
-    </w:p>
-    <w:p>
-      <w:pPr>
-        <w:pStyle w:val="Prrafodelista"/>
-        <w:numPr>
-          <w:ilvl w:val="0"/>
-          <w:numId w:val="8"/>
-        </w:numPr>
-        <w:ind w:left="993"/>
-        <w:rPr>
-          <w:lang w:val="es-419" w:eastAsia="es-CO"/>
-        </w:rPr>
-      </w:pPr>
-      <w:r>
-        <w:rPr>
-          <w:rStyle w:val="Ttulo5Car"/>
-        </w:rPr>
-        <w:t>Longevidad productiva</w:t>
-      </w:r>
-      <w:r>
-        <w:rPr>
-          <w:lang w:val="es-419" w:eastAsia="es-CO"/>
-        </w:rPr>
-        <w:t>. Ayuda a conservar una adecuada condición corporal y favorece una vida útil más prolongada dentro del sistema productivo.</w:t>
-      </w:r>
-    </w:p>
-    <w:p>
-      <w:pPr>
-        <w:pStyle w:val="Prrafodelista"/>
-        <w:numPr>
-          <w:ilvl w:val="0"/>
-          <w:numId w:val="8"/>
-        </w:numPr>
-        <w:ind w:left="993"/>
-        <w:rPr>
-          <w:lang w:val="es-419" w:eastAsia="es-CO"/>
-        </w:rPr>
-      </w:pPr>
-      <w:r>
-        <w:rPr>
-          <w:rStyle w:val="Ttulo5Car"/>
-        </w:rPr>
-        <w:lastRenderedPageBreak/>
-        <w:t>Rentabilidad económica.</w:t>
-      </w:r>
-      <w:r>
-        <w:rPr>
-          <w:lang w:val="es-419" w:eastAsia="es-CO"/>
-        </w:rPr>
-        <w:t xml:space="preserve"> Incrementa la eficiencia técnica, optimiza el aprovechamiento de los recursos y mejora la relación entre costos e ingresos.</w:t>
-      </w:r>
-    </w:p>
-    <w:p>
-      <w:pPr>
-        <w:rPr>
-          <w:lang w:val="es-419" w:eastAsia="es-CO"/>
-        </w:rPr>
-      </w:pPr>
-      <w:r>
-        <w:rPr>
-          <w:lang w:val="es-419" w:eastAsia="es-CO"/>
-        </w:rPr>
-        <w:t>Por el contrario, una nutrición deficiente puede generar consecuencias negativas tanto para los animales como para la explotación. Entre ellas se encuentran la pérdida de condición corporal, la disminución de la producción, la aparición de trastornos metabólicos, los problemas reproductivos y el incremento de los costos asociados a tratamientos sanitarios y medidas correctivas.</w:t>
-      </w:r>
-    </w:p>
-    <w:p>
-      <w:pPr>
-        <w:rPr>
-          <w:lang w:val="es-419" w:eastAsia="es-CO"/>
-        </w:rPr>
-      </w:pPr>
-      <w:r>
-        <w:rPr>
-          <w:lang w:val="es-419" w:eastAsia="es-CO"/>
-        </w:rPr>
-        <w:t>Además de sus efectos sobre la productividad, la alimentación desempeña un papel determinante en la sostenibilidad de la ganadería. Los sistemas que incorporan estrategias como la conservación de forrajes, el establecimiento de bancos de proteína, la implementación de sistemas silvopastoriles y el aprovechamiento responsable de recursos alimenticios alternativos presentan mayores niveles de eficiencia productiva y una mejor capacidad de adaptación frente a la variabilidad climática.</w:t>
-      </w:r>
-    </w:p>
-    <w:p>
-      <w:pPr>
-        <w:rPr>
-          <w:lang w:val="es-419" w:eastAsia="es-CO"/>
-        </w:rPr>
-      </w:pPr>
-      <w:r>
-        <w:rPr>
-          <w:lang w:val="es-419" w:eastAsia="es-CO"/>
-        </w:rPr>
-        <w:t>Desde el enfoque de las buenas prácticas ganaderas (BPG) y del bienestar animal, la alimentación constituye uno de los pilares fundamentales para el desarrollo de sistemas productivos sostenibles, rentables y socialmente responsables. Una adecuada planificación del suministro de nutrientes permite garantizar la disponibilidad permanente de alimento, mejorar la calidad de vida de los bovinos y fortalecer la competitividad de la ganadería colombiana en un contexto de creciente exigencia productiva y ambiental.</w:t>
-      </w:r>
-    </w:p>
-    <w:p>
-      <w:pPr>
-        <w:rPr>
-          <w:lang w:val="es-419" w:eastAsia="es-CO"/>
-        </w:rPr>
-      </w:pPr>
-    </w:p>
-    <w:p>
-      <w:pPr>
-        <w:rPr>
-          <w:lang w:val="es-419" w:eastAsia="es-CO"/>
-        </w:rPr>
-      </w:pPr>
-    </w:p>
-    <w:p>
-      <w:pPr>
+        <w:t>competitividad de la ganadería colombiana en un contexto de creciente exigencia productiva y ambiental.</w:t>
+      </w:r>
+    </w:p>
+    <w:p>
+      <w:pPr>
+        <w:ind w:firstLine="0"/>
+        <w:rPr>
+          <w:lang w:val="es-419" w:eastAsia="es-CO"/>
+        </w:rPr>
+      </w:pPr>
+    </w:p>
+    <w:p>
+      <w:pPr>
+        <w:ind w:firstLine="0"/>
+        <w:rPr>
+          <w:lang w:val="es-419" w:eastAsia="es-CO"/>
+        </w:rPr>
+      </w:pPr>
+    </w:p>
+    <w:p>
+      <w:pPr>
+        <w:ind w:firstLine="0"/>
+        <w:rPr>
+          <w:lang w:val="es-419" w:eastAsia="es-CO"/>
+        </w:rPr>
+      </w:pPr>
+    </w:p>
+    <w:p>
+      <w:pPr>
+        <w:ind w:firstLine="0"/>
+        <w:rPr>
+          <w:lang w:val="es-419" w:eastAsia="es-CO"/>
+        </w:rPr>
+      </w:pPr>
+    </w:p>
+    <w:p>
+      <w:pPr>
+        <w:ind w:firstLine="0"/>
+        <w:rPr>
+          <w:lang w:val="es-419" w:eastAsia="es-CO"/>
+        </w:rPr>
+      </w:pPr>
+    </w:p>
+    <w:p>
+      <w:pPr>
+        <w:ind w:firstLine="0"/>
+        <w:rPr>
+          <w:lang w:val="es-419" w:eastAsia="es-CO"/>
+        </w:rPr>
+      </w:pPr>
+    </w:p>
+    <w:p>
+      <w:pPr>
+        <w:ind w:firstLine="0"/>
+        <w:rPr>
+          <w:lang w:val="es-419" w:eastAsia="es-CO"/>
+        </w:rPr>
+      </w:pPr>
+    </w:p>
+    <w:p>
+      <w:pPr>
+        <w:ind w:firstLine="0"/>
+        <w:rPr>
+          <w:lang w:val="es-419" w:eastAsia="es-CO"/>
+        </w:rPr>
+      </w:pPr>
+    </w:p>
+    <w:p>
+      <w:pPr>
+        <w:ind w:firstLine="0"/>
+        <w:rPr>
+          <w:lang w:val="es-419" w:eastAsia="es-CO"/>
+        </w:rPr>
+      </w:pPr>
+    </w:p>
+    <w:p>
+      <w:pPr>
+        <w:ind w:firstLine="0"/>
+        <w:rPr>
+          <w:lang w:val="es-419" w:eastAsia="es-CO"/>
+        </w:rPr>
+      </w:pPr>
+    </w:p>
+    <w:p>
+      <w:pPr>
+        <w:ind w:firstLine="0"/>
+        <w:rPr>
+          <w:lang w:val="es-419" w:eastAsia="es-CO"/>
+        </w:rPr>
+      </w:pPr>
+    </w:p>
+    <w:p>
+      <w:pPr>
+        <w:ind w:firstLine="0"/>
+        <w:rPr>
+          <w:lang w:val="es-419" w:eastAsia="es-CO"/>
+        </w:rPr>
+      </w:pPr>
+    </w:p>
+    <w:p>
+      <w:pPr>
+        <w:ind w:firstLine="0"/>
+        <w:rPr>
+          <w:lang w:val="es-419" w:eastAsia="es-CO"/>
+        </w:rPr>
+      </w:pPr>
+    </w:p>
+    <w:p>
+      <w:pPr>
+        <w:ind w:firstLine="0"/>
+        <w:rPr>
+          <w:lang w:val="es-419" w:eastAsia="es-CO"/>
+        </w:rPr>
+      </w:pPr>
+    </w:p>
+    <w:p>
+      <w:pPr>
+        <w:ind w:firstLine="0"/>
+        <w:rPr>
+          <w:lang w:val="es-419" w:eastAsia="es-CO"/>
+        </w:rPr>
+      </w:pPr>
+    </w:p>
+    <w:p>
+      <w:pPr>
+        <w:ind w:firstLine="0"/>
+        <w:rPr>
+          <w:lang w:val="es-419" w:eastAsia="es-CO"/>
+        </w:rPr>
+      </w:pPr>
+    </w:p>
+    <w:p>
+      <w:pPr>
+        <w:ind w:firstLine="0"/>
         <w:rPr>
           <w:lang w:val="es-419" w:eastAsia="es-CO"/>
         </w:rPr>
@@ -5125,7 +5429,7 @@
         <w:rPr>
           <w:lang w:val="es-419" w:eastAsia="es-CO"/>
         </w:rPr>
-        <w:t>En este sentido, las buenas prácticas ganaderas (BPG) y las Resoluciones ICA 067449 de 2020, 068167 de 2020 y 115708 de 2021 establecen la obligación de garantizar su disponibilidad continua, así como la protección de las fuentes hídricas. De igual manera, estrategias como los sistemas silvopastoriles, la conservación de cuencas y el uso eficiente del recurso hídrico fortalecen una ganadería más sostenible, rentable y comprometida con el bienestar de los bovinos.</w:t>
+        <w:t>En este sentido, las buenas prácticas ganaderas (BPG) y las Resoluciones ICA 067449 de 2020, 068167 de 2020 y 115708 de 2021 (modificada por la Resolución ICA 16023 de 2023) establecen la obligación de garantizar su disponibilidad continua, así como la protección de las fuentes hídricas. De igual manera, estrategias como los sistemas silvopastoriles, la conservación de cuencas y el uso eficiente del recurso hídrico fortalecen una ganadería más sostenible, rentable y comprometida con el bienestar de los bovinos.</w:t>
       </w:r>
     </w:p>
     <w:p>
@@ -7837,27 +8141,26 @@
     </w:p>
     <w:p>
       <w:pPr>
-        <w:rPr>
-          <w:lang w:val="es-419" w:eastAsia="es-CO"/>
-        </w:rPr>
-      </w:pPr>
-      <w:r>
-        <w:rPr>
-          <w:lang w:val="es-419" w:eastAsia="es-CO"/>
-        </w:rPr>
-        <w:t>Planificación nutricional</w:t>
-      </w:r>
-      <w:r>
-        <w:rPr>
-          <w:lang w:val="es-419" w:eastAsia="es-CO"/>
-        </w:rPr>
-        <w:t xml:space="preserve">. </w:t>
-      </w:r>
-      <w:r>
-        <w:rPr>
-          <w:lang w:val="es-419" w:eastAsia="es-CO"/>
-        </w:rPr>
-        <w:t>Consiste en diseñar programas de alimentación según la edad, el peso, el estado fisiológico y el nivel productivo de los animales. Contribuye a cubrir los requerimientos nutricionales y a mejorar la productividad y la eficiencia alimenticia del hato.</w:t>
+        <w:pStyle w:val="Prrafodelista"/>
+        <w:numPr>
+          <w:ilvl w:val="0"/>
+          <w:numId w:val="37"/>
+        </w:numPr>
+        <w:rPr>
+          <w:lang w:val="es-419" w:eastAsia="es-CO"/>
+        </w:rPr>
+      </w:pPr>
+      <w:r>
+        <w:rPr>
+          <w:rStyle w:val="Ttulo5Car"/>
+        </w:rPr>
+        <w:t>Planificación nutricional.</w:t>
+      </w:r>
+      <w:r>
+        <w:rPr>
+          <w:lang w:val="es-419" w:eastAsia="es-CO"/>
+        </w:rPr>
+        <w:t xml:space="preserve"> Consiste en diseñar programas de alimentación según la edad, el peso, el estado fisiológico y el nivel productivo de los animales. Contribuye a cubrir los requerimientos nutricionales y a mejorar la productividad y la eficiencia alimenticia del hato.</w:t>
       </w:r>
     </w:p>
     <w:p>
@@ -7901,14 +8204,39 @@
         <w:rPr>
           <w:rStyle w:val="Ttulo5Car"/>
         </w:rPr>
+        <w:t>Selección de materias primas.</w:t>
+      </w:r>
+      <w:r>
+        <w:rPr>
+          <w:lang w:val="es-419" w:eastAsia="es-CO"/>
+        </w:rPr>
+        <w:t xml:space="preserve"> Implica escoger ingredientes con adecuada calidad nutricional e inocuidad. Previene enfermedades asociadas con la alimentación y mejora el desempeño productivo.</w:t>
+      </w:r>
+    </w:p>
+    <w:p>
+      <w:pPr>
+        <w:pStyle w:val="Prrafodelista"/>
+        <w:numPr>
+          <w:ilvl w:val="0"/>
+          <w:numId w:val="15"/>
+        </w:numPr>
+        <w:ind w:left="993"/>
+        <w:rPr>
+          <w:lang w:val="es-419" w:eastAsia="es-CO"/>
+        </w:rPr>
+      </w:pPr>
+      <w:r>
+        <w:rPr>
+          <w:rStyle w:val="Ttulo5Car"/>
+        </w:rPr>
         <w:lastRenderedPageBreak/>
-        <w:t>Selección de materias primas.</w:t>
-      </w:r>
-      <w:r>
-        <w:rPr>
-          <w:lang w:val="es-419" w:eastAsia="es-CO"/>
-        </w:rPr>
-        <w:t xml:space="preserve"> Implica escoger ingredientes con adecuada calidad nutricional e inocuidad. Previene enfermedades asociadas con la alimentación y mejora el desempeño productivo.</w:t>
+        <w:t>Compra y recepción de insumos.</w:t>
+      </w:r>
+      <w:r>
+        <w:rPr>
+          <w:lang w:val="es-419" w:eastAsia="es-CO"/>
+        </w:rPr>
+        <w:t xml:space="preserve"> Comprende la verificación de la calidad, procedencia e inocuidad de los alimentos adquiridos. Asegura la trazabilidad y el cumplimiento de los requisitos sanitarios.</w:t>
       </w:r>
     </w:p>
     <w:p>
@@ -7927,13 +8255,13 @@
         <w:rPr>
           <w:rStyle w:val="Ttulo5Car"/>
         </w:rPr>
-        <w:t>Compra y recepción de insumos.</w:t>
-      </w:r>
-      <w:r>
-        <w:rPr>
-          <w:lang w:val="es-419" w:eastAsia="es-CO"/>
-        </w:rPr>
-        <w:t xml:space="preserve"> Comprende la verificación de la calidad, procedencia e inocuidad de los alimentos adquiridos. Asegura la trazabilidad y el cumplimiento de los requisitos sanitarios.</w:t>
+        <w:t>Transporte de alimentos.</w:t>
+      </w:r>
+      <w:r>
+        <w:rPr>
+          <w:lang w:val="es-419" w:eastAsia="es-CO"/>
+        </w:rPr>
+        <w:t xml:space="preserve"> Tiene como finalidad evitar el deterioro o la contaminación durante la movilización de los insumos. Reduce pérdidas y riesgos sanitarios.</w:t>
       </w:r>
     </w:p>
     <w:p>
@@ -7952,13 +8280,13 @@
         <w:rPr>
           <w:rStyle w:val="Ttulo5Car"/>
         </w:rPr>
-        <w:t>Transporte de alimentos.</w:t>
-      </w:r>
-      <w:r>
-        <w:rPr>
-          <w:lang w:val="es-419" w:eastAsia="es-CO"/>
-        </w:rPr>
-        <w:t xml:space="preserve"> Tiene como finalidad evitar el deterioro o la contaminación durante la movilización de los insumos. Reduce pérdidas y riesgos sanitarios.</w:t>
+        <w:t xml:space="preserve">Almacenamiento y conservación. </w:t>
+      </w:r>
+      <w:r>
+        <w:rPr>
+          <w:lang w:val="es-419" w:eastAsia="es-CO"/>
+        </w:rPr>
+        <w:t>Pretende preservar la calidad de los alimentos mediante prácticas adecuadas de manejo. Disminuye pérdidas económicas y evita la proliferación de agentes contaminantes.</w:t>
       </w:r>
     </w:p>
     <w:p>
@@ -7977,13 +8305,13 @@
         <w:rPr>
           <w:rStyle w:val="Ttulo5Car"/>
         </w:rPr>
-        <w:t xml:space="preserve">Almacenamiento y conservación. </w:t>
-      </w:r>
-      <w:r>
-        <w:rPr>
-          <w:lang w:val="es-419" w:eastAsia="es-CO"/>
-        </w:rPr>
-        <w:t>Pretende preservar la calidad de los alimentos mediante prácticas adecuadas de manejo. Disminuye pérdidas económicas y evita la proliferación de agentes contaminantes.</w:t>
+        <w:t xml:space="preserve">Preparación y mezcla de raciones. </w:t>
+      </w:r>
+      <w:r>
+        <w:rPr>
+          <w:lang w:val="es-419" w:eastAsia="es-CO"/>
+        </w:rPr>
+        <w:t>Consiste en elaborar dietas balanceadas ajustadas a los requerimientos del hato. Favorece la eficiencia productiva y el mantenimiento de la condición corporal.</w:t>
       </w:r>
     </w:p>
     <w:p>
@@ -8002,13 +8330,13 @@
         <w:rPr>
           <w:rStyle w:val="Ttulo5Car"/>
         </w:rPr>
-        <w:t xml:space="preserve">Preparación y mezcla de raciones. </w:t>
-      </w:r>
-      <w:r>
-        <w:rPr>
-          <w:lang w:val="es-419" w:eastAsia="es-CO"/>
-        </w:rPr>
-        <w:t>Consiste en elaborar dietas balanceadas ajustadas a los requerimientos del hato. Favorece la eficiencia productiva y el mantenimiento de la condición corporal.</w:t>
+        <w:t xml:space="preserve">Distribución del alimento. </w:t>
+      </w:r>
+      <w:r>
+        <w:rPr>
+          <w:lang w:val="es-419" w:eastAsia="es-CO"/>
+        </w:rPr>
+        <w:t>Garantiza el suministro oportuno, suficiente y equitativo entre los animales. Reduce la competencia y promueve la uniformidad productiva.</w:t>
       </w:r>
     </w:p>
     <w:p>
@@ -8027,13 +8355,13 @@
         <w:rPr>
           <w:rStyle w:val="Ttulo5Car"/>
         </w:rPr>
-        <w:t xml:space="preserve">Distribución del alimento. </w:t>
-      </w:r>
-      <w:r>
-        <w:rPr>
-          <w:lang w:val="es-419" w:eastAsia="es-CO"/>
-        </w:rPr>
-        <w:t>Garantiza el suministro oportuno, suficiente y equitativo entre los animales. Reduce la competencia y promueve la uniformidad productiva.</w:t>
+        <w:t xml:space="preserve">Suministro de agua. </w:t>
+      </w:r>
+      <w:r>
+        <w:rPr>
+          <w:lang w:val="es-419" w:eastAsia="es-CO"/>
+        </w:rPr>
+        <w:t>Asegura una provisión continua de agua limpia y de buena calidad. Resulta indispensable para la hidratación y el adecuado funcionamiento fisiológico.</w:t>
       </w:r>
     </w:p>
     <w:p>
@@ -8052,13 +8380,13 @@
         <w:rPr>
           <w:rStyle w:val="Ttulo5Car"/>
         </w:rPr>
-        <w:t xml:space="preserve">Suministro de agua. </w:t>
-      </w:r>
-      <w:r>
-        <w:rPr>
-          <w:lang w:val="es-419" w:eastAsia="es-CO"/>
-        </w:rPr>
-        <w:t>Asegura una provisión continua de agua limpia y de buena calidad. Resulta indispensable para la hidratación y el adecuado funcionamiento fisiológico.</w:t>
+        <w:t>Evaluación del consumo.</w:t>
+      </w:r>
+      <w:r>
+        <w:rPr>
+          <w:lang w:val="es-419" w:eastAsia="es-CO"/>
+        </w:rPr>
+        <w:t xml:space="preserve"> Permite controlar el consumo real de alimento y agua. Facilita la detección oportuna de desviaciones nutricionales o sanitarias.</w:t>
       </w:r>
     </w:p>
     <w:p>
@@ -8077,13 +8405,13 @@
         <w:rPr>
           <w:rStyle w:val="Ttulo5Car"/>
         </w:rPr>
-        <w:t>Evaluación del consumo.</w:t>
-      </w:r>
-      <w:r>
-        <w:rPr>
-          <w:lang w:val="es-419" w:eastAsia="es-CO"/>
-        </w:rPr>
-        <w:t xml:space="preserve"> Permite controlar el consumo real de alimento y agua. Facilita la detección oportuna de desviaciones nutricionales o sanitarias.</w:t>
+        <w:t>Seguimiento productivo.</w:t>
+      </w:r>
+      <w:r>
+        <w:rPr>
+          <w:lang w:val="es-419" w:eastAsia="es-CO"/>
+        </w:rPr>
+        <w:t xml:space="preserve"> Consiste en monitorear indicadores relacionados con la producción, la condición corporal y la reproducción. Facilita la toma de decisiones técnicas.</w:t>
       </w:r>
     </w:p>
     <w:p>
@@ -8103,21 +8431,47 @@
           <w:rStyle w:val="Ttulo5Car"/>
         </w:rPr>
         <w:lastRenderedPageBreak/>
-        <w:t>Seguimiento productivo.</w:t>
-      </w:r>
-      <w:r>
-        <w:rPr>
-          <w:lang w:val="es-419" w:eastAsia="es-CO"/>
-        </w:rPr>
-        <w:t xml:space="preserve"> Consiste en monitorear indicadores relacionados con la producción, la condición corporal y la reproducción. Facilita la toma de decisiones técnicas.</w:t>
-      </w:r>
-    </w:p>
-    <w:p>
-      <w:pPr>
-        <w:pStyle w:val="Prrafodelista"/>
-        <w:numPr>
-          <w:ilvl w:val="0"/>
-          <w:numId w:val="15"/>
+        <w:t>Registro y trazabilidad.</w:t>
+      </w:r>
+      <w:r>
+        <w:rPr>
+          <w:lang w:val="es-419" w:eastAsia="es-CO"/>
+        </w:rPr>
+        <w:t xml:space="preserve"> Comprende la documentación de los procesos asociados con la alimentación. Favorece el control interno y el cumplimiento de auditorías y requisitos normativos.</w:t>
+      </w:r>
+    </w:p>
+    <w:p>
+      <w:pPr>
+        <w:rPr>
+          <w:lang w:val="es-419" w:eastAsia="es-CO"/>
+        </w:rPr>
+      </w:pPr>
+      <w:r>
+        <w:rPr>
+          <w:lang w:val="es-419" w:eastAsia="es-CO"/>
+        </w:rPr>
+        <w:t>En conjunto, estas acciones permiten optimizar la productividad, mejorar el bienestar animal, garantizar la inocuidad de los productos de origen bovino y fortalecer la sostenibilidad de los sistemas ganaderos. Desde el punto de vista fisiológico, la alimentación debe asegurar el aporte adecuado de energía, proteína, fibra, minerales, vitaminas y agua para satisfacer las necesidades de mantenimiento, crecimiento, reproducción, gestación, lactancia y producción de carne.</w:t>
+      </w:r>
+    </w:p>
+    <w:p>
+      <w:pPr>
+        <w:rPr>
+          <w:lang w:val="es-419" w:eastAsia="es-CO"/>
+        </w:rPr>
+      </w:pPr>
+      <w:r>
+        <w:rPr>
+          <w:lang w:val="es-419" w:eastAsia="es-CO"/>
+        </w:rPr>
+        <w:t>Asimismo, las buenas prácticas de alimentación tienen como finalidad prevenir riesgos que puedan afectar la salud de los animales, el desempeño productivo y la inocuidad de los productos obtenidos. La correcta selección, conservación, manejo y suministro de los alimentos contribuye a disminuir la aparición de problemas sanitarios y nutricionales. Los principales riesgos asociados con la alimentación bovina pueden sintetizarse de la siguiente manera:</w:t>
+      </w:r>
+    </w:p>
+    <w:p>
+      <w:pPr>
+        <w:pStyle w:val="Prrafodelista"/>
+        <w:numPr>
+          <w:ilvl w:val="0"/>
+          <w:numId w:val="16"/>
         </w:numPr>
         <w:ind w:left="993"/>
         <w:rPr>
@@ -8128,39 +8482,13 @@
         <w:rPr>
           <w:rStyle w:val="Ttulo5Car"/>
         </w:rPr>
-        <w:t>Registro y trazabilidad.</w:t>
-      </w:r>
-      <w:r>
-        <w:rPr>
-          <w:lang w:val="es-419" w:eastAsia="es-CO"/>
-        </w:rPr>
-        <w:t xml:space="preserve"> Comprende la documentación de los procesos asociados con la alimentación. Favorece el control interno y el cumplimiento de auditorías y requisitos normativos.</w:t>
-      </w:r>
-    </w:p>
-    <w:p>
-      <w:pPr>
-        <w:rPr>
-          <w:lang w:val="es-419" w:eastAsia="es-CO"/>
-        </w:rPr>
-      </w:pPr>
-      <w:r>
-        <w:rPr>
-          <w:lang w:val="es-419" w:eastAsia="es-CO"/>
-        </w:rPr>
-        <w:t>En conjunto, estas acciones permiten optimizar la productividad, mejorar el bienestar animal, garantizar la inocuidad de los productos de origen bovino y fortalecer la sostenibilidad de los sistemas ganaderos. Desde el punto de vista fisiológico, la alimentación debe asegurar el aporte adecuado de energía, proteína, fibra, minerales, vitaminas y agua para satisfacer las necesidades de mantenimiento, crecimiento, reproducción, gestación, lactancia y producción de carne.</w:t>
-      </w:r>
-    </w:p>
-    <w:p>
-      <w:pPr>
-        <w:rPr>
-          <w:lang w:val="es-419" w:eastAsia="es-CO"/>
-        </w:rPr>
-      </w:pPr>
-      <w:r>
-        <w:rPr>
-          <w:lang w:val="es-419" w:eastAsia="es-CO"/>
-        </w:rPr>
-        <w:t>Asimismo, las buenas prácticas de alimentación tienen como finalidad prevenir riesgos que puedan afectar la salud de los animales, el desempeño productivo y la inocuidad de los productos obtenidos. La correcta selección, conservación, manejo y suministro de los alimentos contribuye a disminuir la aparición de problemas sanitarios y nutricionales. Los principales riesgos asociados con la alimentación bovina pueden sintetizarse de la siguiente manera:</w:t>
+        <w:t xml:space="preserve">Contaminación microbiológica. </w:t>
+      </w:r>
+      <w:r>
+        <w:rPr>
+          <w:lang w:val="es-419" w:eastAsia="es-CO"/>
+        </w:rPr>
+        <w:t>Corresponde a la presencia de bacterias, virus, hongos o parásitos en los alimentos o el agua. Puede ocasionar enfermedades infecciosas, afectar la inocuidad de los productos de origen animal y generar problemas sanitarios en el hato.</w:t>
       </w:r>
     </w:p>
     <w:p>
@@ -8179,13 +8507,13 @@
         <w:rPr>
           <w:rStyle w:val="Ttulo5Car"/>
         </w:rPr>
-        <w:t xml:space="preserve">Contaminación microbiológica. </w:t>
-      </w:r>
-      <w:r>
-        <w:rPr>
-          <w:lang w:val="es-419" w:eastAsia="es-CO"/>
-        </w:rPr>
-        <w:t>Corresponde a la presencia de bacterias, virus, hongos o parásitos en los alimentos o el agua. Puede ocasionar enfermedades infecciosas, afectar la inocuidad de los productos de origen animal y generar problemas sanitarios en el hato.</w:t>
+        <w:t>Contaminación química.</w:t>
+      </w:r>
+      <w:r>
+        <w:rPr>
+          <w:lang w:val="es-419" w:eastAsia="es-CO"/>
+        </w:rPr>
+        <w:t xml:space="preserve"> Se relaciona con residuos de plaguicidas, fertilizantes, medicamentos veterinarios o metales pesados. Sus consecuencias incluyen intoxicaciones y alteraciones metabólicas con repercusiones en la salud animal y humana.</w:t>
       </w:r>
     </w:p>
     <w:p>
@@ -8204,38 +8532,7 @@
         <w:rPr>
           <w:rStyle w:val="Ttulo5Car"/>
         </w:rPr>
-        <w:t>Contaminación química.</w:t>
-      </w:r>
-      <w:r>
-        <w:rPr>
-          <w:lang w:val="es-419" w:eastAsia="es-CO"/>
-        </w:rPr>
-        <w:t xml:space="preserve"> Se relaciona con residuos de plaguicidas, fertilizantes, medicamentos veterinarios o metales pesados. Sus consecuencias incluyen </w:t>
-      </w:r>
-      <w:r>
-        <w:rPr>
-          <w:lang w:val="es-419" w:eastAsia="es-CO"/>
-        </w:rPr>
         <w:lastRenderedPageBreak/>
-        <w:t>intoxicaciones y alteraciones metabólicas con repercusiones en la salud animal y humana.</w:t>
-      </w:r>
-    </w:p>
-    <w:p>
-      <w:pPr>
-        <w:pStyle w:val="Prrafodelista"/>
-        <w:numPr>
-          <w:ilvl w:val="0"/>
-          <w:numId w:val="16"/>
-        </w:numPr>
-        <w:ind w:left="993"/>
-        <w:rPr>
-          <w:lang w:val="es-419" w:eastAsia="es-CO"/>
-        </w:rPr>
-      </w:pPr>
-      <w:r>
-        <w:rPr>
-          <w:rStyle w:val="Ttulo5Car"/>
-        </w:rPr>
         <w:t>Presencia de micotoxinas.</w:t>
       </w:r>
       <w:r>
@@ -9855,7 +10152,15 @@
         <w:rPr>
           <w:rStyle w:val="Ttulo5Car"/>
         </w:rPr>
-        <w:t>Registro de suministro de alimentos. Permite</w:t>
+        <w:t xml:space="preserve">Registro de suministro de alimentos. </w:t>
+      </w:r>
+      <w:r>
+        <w:rPr>
+          <w:rStyle w:val="Ttulo5Car"/>
+          <w:b w:val="0"/>
+          <w:bCs/>
+        </w:rPr>
+        <w:t>Permite</w:t>
       </w:r>
       <w:r>
         <w:rPr>
@@ -13678,13 +13983,13 @@
                     <pic:cNvPicPr/>
                   </pic:nvPicPr>
                   <pic:blipFill>
-                    <a:blip r:embed="rId12">
+                    <a:blip r:embed="rId14">
                       <a:extLst>
                         <a:ext uri="{28A0092B-C50C-407E-A947-70E740481C1C}">
                           <a14:useLocalDpi xmlns:a14="http://schemas.microsoft.com/office/drawing/2010/main" val="0"/>
                         </a:ext>
                         <a:ext uri="{96DAC541-7B7A-43D3-8B79-37D633B846F1}">
-                          <asvg:svgBlip xmlns:asvg="http://schemas.microsoft.com/office/drawing/2016/SVG/main" r:embed="rId13"/>
+                          <asvg:svgBlip xmlns:asvg="http://schemas.microsoft.com/office/drawing/2016/SVG/main" r:embed="rId15"/>
                         </a:ext>
                       </a:extLst>
                     </a:blip>
@@ -14149,7 +14454,7 @@
           </w:tcPr>
           <w:p>
             <w:pPr>
-              <w:spacing w:line="240" w:lineRule="auto"/>
+              <w:spacing w:before="0" w:after="0" w:line="240" w:lineRule="auto"/>
               <w:ind w:firstLine="0"/>
               <w:rPr>
                 <w:sz w:val="24"/>
@@ -14168,18 +14473,8 @@
                 <w:sz w:val="24"/>
                 <w:lang w:val="es-ES" w:eastAsia="es-CO"/>
               </w:rPr>
-              <w:t> </w:t>
-            </w:r>
-          </w:p>
-          <w:p>
-            <w:pPr>
-              <w:spacing w:line="240" w:lineRule="auto"/>
-              <w:ind w:firstLine="0"/>
-              <w:rPr>
-                <w:sz w:val="24"/>
-                <w:lang w:val="es-ES" w:eastAsia="es-CO"/>
-              </w:rPr>
-            </w:pPr>
+              <w:t xml:space="preserve">. </w:t>
+            </w:r>
             <w:r>
               <w:rPr>
                 <w:sz w:val="24"/>
@@ -14187,23 +14482,6 @@
               </w:rPr>
               <w:t>Responsable Ecosistema Virtual de Recursos Educativos Digitales</w:t>
             </w:r>
-            <w:r>
-              <w:rPr>
-                <w:sz w:val="24"/>
-                <w:lang w:val="es-ES" w:eastAsia="es-CO"/>
-              </w:rPr>
-              <w:t> </w:t>
-            </w:r>
-          </w:p>
-          <w:p>
-            <w:pPr>
-              <w:spacing w:before="0" w:after="0" w:line="240" w:lineRule="auto"/>
-              <w:ind w:firstLine="0"/>
-              <w:rPr>
-                <w:sz w:val="24"/>
-                <w:lang w:eastAsia="es-CO"/>
-              </w:rPr>
-            </w:pPr>
           </w:p>
         </w:tc>
         <w:tc>
@@ -14619,23 +14897,7 @@
                 <w:sz w:val="24"/>
                 <w:lang w:val="es-419" w:eastAsia="es-CO"/>
               </w:rPr>
-              <w:t xml:space="preserve">Henry </w:t>
-            </w:r>
-            <w:proofErr w:type="spellStart"/>
-            <w:r>
-              <w:rPr>
-                <w:sz w:val="24"/>
-                <w:lang w:val="es-419" w:eastAsia="es-CO"/>
-              </w:rPr>
-              <w:t>Alvarez</w:t>
-            </w:r>
-            <w:proofErr w:type="spellEnd"/>
-            <w:r>
-              <w:rPr>
-                <w:sz w:val="24"/>
-                <w:lang w:val="es-419" w:eastAsia="es-CO"/>
-              </w:rPr>
-              <w:t xml:space="preserve"> Astudillo</w:t>
+              <w:t>Henry Alvarez Astudillo</w:t>
             </w:r>
           </w:p>
         </w:tc>
@@ -15452,7 +15714,6 @@
                 <w:sz w:val="24"/>
                 <w:lang w:eastAsia="es-CO"/>
               </w:rPr>
-              <w:lastRenderedPageBreak/>
               <w:t>Daniel Ricardo Mutis Gómez</w:t>
             </w:r>
           </w:p>
@@ -15540,6 +15801,7 @@
                 <w:sz w:val="24"/>
                 <w:lang w:eastAsia="es-CO"/>
               </w:rPr>
+              <w:lastRenderedPageBreak/>
               <w:t>Anyerson</w:t>
             </w:r>
             <w:proofErr w:type="spellEnd"/>
@@ -15635,8 +15897,8 @@
     </w:p>
     <w:p/>
     <w:sectPr>
-      <w:headerReference w:type="default" r:id="rId14"/>
-      <w:footerReference w:type="default" r:id="rId15"/>
+      <w:headerReference w:type="default" r:id="rId16"/>
+      <w:footerReference w:type="default" r:id="rId17"/>
       <w:pgSz w:w="12240" w:h="15840"/>
       <w:pgMar w:top="1701" w:right="1134" w:bottom="1134" w:left="1134" w:header="709" w:footer="737" w:gutter="0"/>
       <w:pgNumType w:start="1"/>
@@ -18511,6 +18773,119 @@
     </w:lvl>
   </w:abstractNum>
   <w:abstractNum w:abstractNumId="25" w15:restartNumberingAfterBreak="0">
+    <w:nsid w:val="55D62C21"/>
+    <w:multiLevelType w:val="hybridMultilevel"/>
+    <w:tmpl w:val="7604D698"/>
+    <w:lvl w:ilvl="0" w:tplc="04090001">
+      <w:start w:val="1"/>
+      <w:numFmt w:val="bullet"/>
+      <w:lvlText w:val=""/>
+      <w:lvlJc w:val="left"/>
+      <w:pPr>
+        <w:ind w:left="1069" w:hanging="360"/>
+      </w:pPr>
+      <w:rPr>
+        <w:rFonts w:ascii="Symbol" w:hAnsi="Symbol" w:hint="default"/>
+      </w:rPr>
+    </w:lvl>
+    <w:lvl w:ilvl="1" w:tplc="240A0003" w:tentative="1">
+      <w:start w:val="1"/>
+      <w:numFmt w:val="bullet"/>
+      <w:lvlText w:val="o"/>
+      <w:lvlJc w:val="left"/>
+      <w:pPr>
+        <w:ind w:left="1080" w:hanging="360"/>
+      </w:pPr>
+      <w:rPr>
+        <w:rFonts w:ascii="Courier New" w:hAnsi="Courier New" w:cs="Courier New" w:hint="default"/>
+      </w:rPr>
+    </w:lvl>
+    <w:lvl w:ilvl="2" w:tplc="240A0005" w:tentative="1">
+      <w:start w:val="1"/>
+      <w:numFmt w:val="bullet"/>
+      <w:lvlText w:val=""/>
+      <w:lvlJc w:val="left"/>
+      <w:pPr>
+        <w:ind w:left="1800" w:hanging="360"/>
+      </w:pPr>
+      <w:rPr>
+        <w:rFonts w:ascii="Wingdings" w:hAnsi="Wingdings" w:hint="default"/>
+      </w:rPr>
+    </w:lvl>
+    <w:lvl w:ilvl="3" w:tplc="240A0001" w:tentative="1">
+      <w:start w:val="1"/>
+      <w:numFmt w:val="bullet"/>
+      <w:lvlText w:val=""/>
+      <w:lvlJc w:val="left"/>
+      <w:pPr>
+        <w:ind w:left="2520" w:hanging="360"/>
+      </w:pPr>
+      <w:rPr>
+        <w:rFonts w:ascii="Symbol" w:hAnsi="Symbol" w:hint="default"/>
+      </w:rPr>
+    </w:lvl>
+    <w:lvl w:ilvl="4" w:tplc="240A0003" w:tentative="1">
+      <w:start w:val="1"/>
+      <w:numFmt w:val="bullet"/>
+      <w:lvlText w:val="o"/>
+      <w:lvlJc w:val="left"/>
+      <w:pPr>
+        <w:ind w:left="3240" w:hanging="360"/>
+      </w:pPr>
+      <w:rPr>
+        <w:rFonts w:ascii="Courier New" w:hAnsi="Courier New" w:cs="Courier New" w:hint="default"/>
+      </w:rPr>
+    </w:lvl>
+    <w:lvl w:ilvl="5" w:tplc="240A0005" w:tentative="1">
+      <w:start w:val="1"/>
+      <w:numFmt w:val="bullet"/>
+      <w:lvlText w:val=""/>
+      <w:lvlJc w:val="left"/>
+      <w:pPr>
+        <w:ind w:left="3960" w:hanging="360"/>
+      </w:pPr>
+      <w:rPr>
+        <w:rFonts w:ascii="Wingdings" w:hAnsi="Wingdings" w:hint="default"/>
+      </w:rPr>
+    </w:lvl>
+    <w:lvl w:ilvl="6" w:tplc="240A0001" w:tentative="1">
+      <w:start w:val="1"/>
+      <w:numFmt w:val="bullet"/>
+      <w:lvlText w:val=""/>
+      <w:lvlJc w:val="left"/>
+      <w:pPr>
+        <w:ind w:left="4680" w:hanging="360"/>
+      </w:pPr>
+      <w:rPr>
+        <w:rFonts w:ascii="Symbol" w:hAnsi="Symbol" w:hint="default"/>
+      </w:rPr>
+    </w:lvl>
+    <w:lvl w:ilvl="7" w:tplc="240A0003" w:tentative="1">
+      <w:start w:val="1"/>
+      <w:numFmt w:val="bullet"/>
+      <w:lvlText w:val="o"/>
+      <w:lvlJc w:val="left"/>
+      <w:pPr>
+        <w:ind w:left="5400" w:hanging="360"/>
+      </w:pPr>
+      <w:rPr>
+        <w:rFonts w:ascii="Courier New" w:hAnsi="Courier New" w:cs="Courier New" w:hint="default"/>
+      </w:rPr>
+    </w:lvl>
+    <w:lvl w:ilvl="8" w:tplc="240A0005" w:tentative="1">
+      <w:start w:val="1"/>
+      <w:numFmt w:val="bullet"/>
+      <w:lvlText w:val=""/>
+      <w:lvlJc w:val="left"/>
+      <w:pPr>
+        <w:ind w:left="6120" w:hanging="360"/>
+      </w:pPr>
+      <w:rPr>
+        <w:rFonts w:ascii="Wingdings" w:hAnsi="Wingdings" w:hint="default"/>
+      </w:rPr>
+    </w:lvl>
+  </w:abstractNum>
+  <w:abstractNum w:abstractNumId="26" w15:restartNumberingAfterBreak="0">
     <w:nsid w:val="56845E14"/>
     <w:multiLevelType w:val="hybridMultilevel"/>
     <w:tmpl w:val="C7301940"/>
@@ -18623,7 +18998,7 @@
       </w:rPr>
     </w:lvl>
   </w:abstractNum>
-  <w:abstractNum w:abstractNumId="26" w15:restartNumberingAfterBreak="0">
+  <w:abstractNum w:abstractNumId="27" w15:restartNumberingAfterBreak="0">
     <w:nsid w:val="58353F6F"/>
     <w:multiLevelType w:val="hybridMultilevel"/>
     <w:tmpl w:val="8138D8FA"/>
@@ -18736,7 +19111,7 @@
       </w:rPr>
     </w:lvl>
   </w:abstractNum>
-  <w:abstractNum w:abstractNumId="27" w15:restartNumberingAfterBreak="0">
+  <w:abstractNum w:abstractNumId="28" w15:restartNumberingAfterBreak="0">
     <w:nsid w:val="58D2294D"/>
     <w:multiLevelType w:val="hybridMultilevel"/>
     <w:tmpl w:val="55D2AC16"/>
@@ -18849,7 +19224,7 @@
       </w:rPr>
     </w:lvl>
   </w:abstractNum>
-  <w:abstractNum w:abstractNumId="28" w15:restartNumberingAfterBreak="0">
+  <w:abstractNum w:abstractNumId="29" w15:restartNumberingAfterBreak="0">
     <w:nsid w:val="5ADF7646"/>
     <w:multiLevelType w:val="hybridMultilevel"/>
     <w:tmpl w:val="41281FAE"/>
@@ -18962,7 +19337,7 @@
       </w:rPr>
     </w:lvl>
   </w:abstractNum>
-  <w:abstractNum w:abstractNumId="29" w15:restartNumberingAfterBreak="0">
+  <w:abstractNum w:abstractNumId="30" w15:restartNumberingAfterBreak="0">
     <w:nsid w:val="5BA932D2"/>
     <w:multiLevelType w:val="hybridMultilevel"/>
     <w:tmpl w:val="D984448C"/>
@@ -19075,7 +19450,7 @@
       </w:rPr>
     </w:lvl>
   </w:abstractNum>
-  <w:abstractNum w:abstractNumId="30" w15:restartNumberingAfterBreak="0">
+  <w:abstractNum w:abstractNumId="31" w15:restartNumberingAfterBreak="0">
     <w:nsid w:val="5C951BFA"/>
     <w:multiLevelType w:val="hybridMultilevel"/>
     <w:tmpl w:val="DCEE3182"/>
@@ -19188,7 +19563,7 @@
       </w:rPr>
     </w:lvl>
   </w:abstractNum>
-  <w:abstractNum w:abstractNumId="31" w15:restartNumberingAfterBreak="0">
+  <w:abstractNum w:abstractNumId="32" w15:restartNumberingAfterBreak="0">
     <w:nsid w:val="71E10440"/>
     <w:multiLevelType w:val="hybridMultilevel"/>
     <w:tmpl w:val="798EAF0C"/>
@@ -19301,7 +19676,7 @@
       </w:rPr>
     </w:lvl>
   </w:abstractNum>
-  <w:abstractNum w:abstractNumId="32" w15:restartNumberingAfterBreak="0">
+  <w:abstractNum w:abstractNumId="33" w15:restartNumberingAfterBreak="0">
     <w:nsid w:val="728C30EE"/>
     <w:multiLevelType w:val="hybridMultilevel"/>
     <w:tmpl w:val="C24EA448"/>
@@ -19414,7 +19789,7 @@
       </w:rPr>
     </w:lvl>
   </w:abstractNum>
-  <w:abstractNum w:abstractNumId="33" w15:restartNumberingAfterBreak="0">
+  <w:abstractNum w:abstractNumId="34" w15:restartNumberingAfterBreak="0">
     <w:nsid w:val="72A74C27"/>
     <w:multiLevelType w:val="hybridMultilevel"/>
     <w:tmpl w:val="6C382894"/>
@@ -19527,7 +19902,7 @@
       </w:rPr>
     </w:lvl>
   </w:abstractNum>
-  <w:abstractNum w:abstractNumId="34" w15:restartNumberingAfterBreak="0">
+  <w:abstractNum w:abstractNumId="35" w15:restartNumberingAfterBreak="0">
     <w:nsid w:val="72F616B4"/>
     <w:multiLevelType w:val="hybridMultilevel"/>
     <w:tmpl w:val="4BA428D8"/>
@@ -19640,7 +20015,7 @@
       </w:rPr>
     </w:lvl>
   </w:abstractNum>
-  <w:abstractNum w:abstractNumId="35" w15:restartNumberingAfterBreak="0">
+  <w:abstractNum w:abstractNumId="36" w15:restartNumberingAfterBreak="0">
     <w:nsid w:val="7B6650C9"/>
     <w:multiLevelType w:val="hybridMultilevel"/>
     <w:tmpl w:val="D42E981C"/>
@@ -19775,22 +20150,22 @@
     <w:abstractNumId w:val="20"/>
   </w:num>
   <w:num w:numId="8">
-    <w:abstractNumId w:val="29"/>
+    <w:abstractNumId w:val="30"/>
   </w:num>
   <w:num w:numId="9">
     <w:abstractNumId w:val="15"/>
   </w:num>
   <w:num w:numId="10">
-    <w:abstractNumId w:val="30"/>
+    <w:abstractNumId w:val="31"/>
   </w:num>
   <w:num w:numId="11">
     <w:abstractNumId w:val="4"/>
   </w:num>
   <w:num w:numId="12">
-    <w:abstractNumId w:val="35"/>
+    <w:abstractNumId w:val="36"/>
   </w:num>
   <w:num w:numId="13">
-    <w:abstractNumId w:val="26"/>
+    <w:abstractNumId w:val="27"/>
   </w:num>
   <w:num w:numId="14">
     <w:abstractNumId w:val="24"/>
@@ -19802,16 +20177,16 @@
     <w:abstractNumId w:val="6"/>
   </w:num>
   <w:num w:numId="17">
-    <w:abstractNumId w:val="32"/>
+    <w:abstractNumId w:val="33"/>
   </w:num>
   <w:num w:numId="18">
-    <w:abstractNumId w:val="31"/>
+    <w:abstractNumId w:val="32"/>
   </w:num>
   <w:num w:numId="19">
     <w:abstractNumId w:val="5"/>
   </w:num>
   <w:num w:numId="20">
-    <w:abstractNumId w:val="27"/>
+    <w:abstractNumId w:val="28"/>
   </w:num>
   <w:num w:numId="21">
     <w:abstractNumId w:val="19"/>
@@ -19820,19 +20195,19 @@
     <w:abstractNumId w:val="17"/>
   </w:num>
   <w:num w:numId="23">
-    <w:abstractNumId w:val="25"/>
+    <w:abstractNumId w:val="26"/>
   </w:num>
   <w:num w:numId="24">
     <w:abstractNumId w:val="13"/>
   </w:num>
   <w:num w:numId="25">
-    <w:abstractNumId w:val="33"/>
+    <w:abstractNumId w:val="34"/>
   </w:num>
   <w:num w:numId="26">
-    <w:abstractNumId w:val="28"/>
+    <w:abstractNumId w:val="29"/>
   </w:num>
   <w:num w:numId="27">
-    <w:abstractNumId w:val="34"/>
+    <w:abstractNumId w:val="35"/>
   </w:num>
   <w:num w:numId="28">
     <w:abstractNumId w:val="18"/>
@@ -19860,6 +20235,9 @@
   </w:num>
   <w:num w:numId="36">
     <w:abstractNumId w:val="16"/>
+  </w:num>
+  <w:num w:numId="37">
+    <w:abstractNumId w:val="25"/>
   </w:num>
   <w:numIdMacAtCleanup w:val="36"/>
 </w:numbering>
@@ -21652,6 +22030,17 @@
 </file>
 
 <file path=customXml/item1.xml><?xml version="1.0" encoding="utf-8"?>
+<p:properties xmlns:p="http://schemas.microsoft.com/office/2006/metadata/properties" xmlns:xsi="http://www.w3.org/2001/XMLSchema-instance" xmlns:pc="http://schemas.microsoft.com/office/infopath/2007/PartnerControls">
+  <documentManagement>
+    <TaxCatchAll xmlns="13c90a0b-73bc-4dc0-be5f-28d77b615beb" xsi:nil="true"/>
+    <lcf76f155ced4ddcb4097134ff3c332f xmlns="13c93bba-48ce-428c-bfe5-88b42c19b028">
+      <Terms xmlns="http://schemas.microsoft.com/office/infopath/2007/PartnerControls"/>
+    </lcf76f155ced4ddcb4097134ff3c332f>
+  </documentManagement>
+</p:properties>
+</file>
+
+<file path=customXml/item2.xml><?xml version="1.0" encoding="utf-8"?>
 <ct:contentTypeSchema xmlns:ct="http://schemas.microsoft.com/office/2006/metadata/contentType" xmlns:ma="http://schemas.microsoft.com/office/2006/metadata/properties/metaAttributes" ct:_="" ma:_="" ma:contentTypeName="Documento" ma:contentTypeID="0x0101006A81D6BD42E8DF4C91013959704817E1" ma:contentTypeVersion="15" ma:contentTypeDescription="Crear nuevo documento." ma:contentTypeScope="" ma:versionID="bf4f72ffd194f0963ff564daca6869f7">
   <xsd:schema xmlns:xsd="http://www.w3.org/2001/XMLSchema" xmlns:xs="http://www.w3.org/2001/XMLSchema" xmlns:p="http://schemas.microsoft.com/office/2006/metadata/properties" xmlns:ns2="13c90a0b-73bc-4dc0-be5f-28d77b615beb" xmlns:ns3="13c93bba-48ce-428c-bfe5-88b42c19b028" targetNamespace="http://schemas.microsoft.com/office/2006/metadata/properties" ma:root="true" ma:fieldsID="8718d6f4873a5b1392a45044efa78385" ns2:_="" ns3:_="">
     <xsd:import namespace="13c90a0b-73bc-4dc0-be5f-28d77b615beb"/>
@@ -21886,18 +22275,11 @@
 </ct:contentTypeSchema>
 </file>
 
-<file path=customXml/item2.xml><?xml version="1.0" encoding="utf-8"?>
-<p:properties xmlns:p="http://schemas.microsoft.com/office/2006/metadata/properties" xmlns:xsi="http://www.w3.org/2001/XMLSchema-instance" xmlns:pc="http://schemas.microsoft.com/office/infopath/2007/PartnerControls">
-  <documentManagement>
-    <TaxCatchAll xmlns="13c90a0b-73bc-4dc0-be5f-28d77b615beb" xsi:nil="true"/>
-    <lcf76f155ced4ddcb4097134ff3c332f xmlns="13c93bba-48ce-428c-bfe5-88b42c19b028">
-      <Terms xmlns="http://schemas.microsoft.com/office/infopath/2007/PartnerControls"/>
-    </lcf76f155ced4ddcb4097134ff3c332f>
-  </documentManagement>
-</p:properties>
+<file path=customXml/item3.xml><?xml version="1.0" encoding="utf-8"?>
+<b:Sources xmlns:b="http://schemas.openxmlformats.org/officeDocument/2006/bibliography" xmlns="http://schemas.openxmlformats.org/officeDocument/2006/bibliography" SelectedStyle="\APASixthEditionOfficeOnline.xsl" StyleName="APA" Version="6"/>
 </file>
 
-<file path=customXml/item3.xml><?xml version="1.0" encoding="utf-8"?>
+<file path=customXml/item4.xml><?xml version="1.0" encoding="utf-8"?>
 <?mso-contentType ?>
 <FormTemplates xmlns="http://schemas.microsoft.com/sharepoint/v3/contenttype/forms">
   <Display>DocumentLibraryForm</Display>
@@ -21906,37 +22288,48 @@
 </FormTemplates>
 </file>
 
-<file path=customXml/item4.xml><?xml version="1.0" encoding="utf-8"?>
-<b:Sources xmlns:b="http://schemas.openxmlformats.org/officeDocument/2006/bibliography" xmlns="http://schemas.openxmlformats.org/officeDocument/2006/bibliography" SelectedStyle="\APASixthEditionOfficeOnline.xsl" StyleName="APA" Version="6"/>
-</file>
-
 <file path=customXml/itemProps1.xml><?xml version="1.0" encoding="utf-8"?>
-<ds:datastoreItem xmlns:ds="http://schemas.openxmlformats.org/officeDocument/2006/customXml" ds:itemID="{8E206511-069E-4ECA-A6BF-23BF0E482B10}"/>
-</file>
-
-<file path=customXml/itemProps2.xml><?xml version="1.0" encoding="utf-8"?>
 <ds:datastoreItem xmlns:ds="http://schemas.openxmlformats.org/officeDocument/2006/customXml" ds:itemID="{1279454D-02BE-4A9C-A117-DCD1573E2608}">
   <ds:schemaRefs>
     <ds:schemaRef ds:uri="http://schemas.microsoft.com/office/2006/metadata/properties"/>
     <ds:schemaRef ds:uri="http://schemas.microsoft.com/office/infopath/2007/PartnerControls"/>
-    <ds:schemaRef ds:uri="b250f519-6473-4480-8c44-6ee3a3a530c3"/>
-    <ds:schemaRef ds:uri="d174a4fb-80c2-4523-8d89-375030acacbf"/>
+    <ds:schemaRef ds:uri="13c90a0b-73bc-4dc0-be5f-28d77b615beb"/>
+    <ds:schemaRef ds:uri="13c93bba-48ce-428c-bfe5-88b42c19b028"/>
+  </ds:schemaRefs>
+</ds:datastoreItem>
+</file>
+
+<file path=customXml/itemProps2.xml><?xml version="1.0" encoding="utf-8"?>
+<ds:datastoreItem xmlns:ds="http://schemas.openxmlformats.org/officeDocument/2006/customXml" ds:itemID="{8E206511-069E-4ECA-A6BF-23BF0E482B10}">
+  <ds:schemaRefs>
+    <ds:schemaRef ds:uri="http://schemas.microsoft.com/office/2006/metadata/contentType"/>
+    <ds:schemaRef ds:uri="http://schemas.microsoft.com/office/2006/metadata/properties/metaAttributes"/>
+    <ds:schemaRef ds:uri="http://www.w3.org/2001/XMLSchema"/>
+    <ds:schemaRef ds:uri="http://schemas.microsoft.com/office/2006/metadata/properties"/>
+    <ds:schemaRef ds:uri="13c90a0b-73bc-4dc0-be5f-28d77b615beb"/>
+    <ds:schemaRef ds:uri="13c93bba-48ce-428c-bfe5-88b42c19b028"/>
+    <ds:schemaRef ds:uri="http://schemas.microsoft.com/office/2006/documentManagement/types"/>
+    <ds:schemaRef ds:uri="http://schemas.microsoft.com/office/infopath/2007/PartnerControls"/>
+    <ds:schemaRef ds:uri="http://schemas.openxmlformats.org/package/2006/metadata/core-properties"/>
+    <ds:schemaRef ds:uri="http://purl.org/dc/elements/1.1/"/>
+    <ds:schemaRef ds:uri="http://purl.org/dc/terms/"/>
+    <ds:schemaRef ds:uri="http://schemas.microsoft.com/internal/obd"/>
   </ds:schemaRefs>
 </ds:datastoreItem>
 </file>
 
 <file path=customXml/itemProps3.xml><?xml version="1.0" encoding="utf-8"?>
+<ds:datastoreItem xmlns:ds="http://schemas.openxmlformats.org/officeDocument/2006/customXml" ds:itemID="{EAE431FD-7059-4C09-804B-C9D69EB7B213}">
+  <ds:schemaRefs>
+    <ds:schemaRef ds:uri="http://schemas.openxmlformats.org/officeDocument/2006/bibliography"/>
+  </ds:schemaRefs>
+</ds:datastoreItem>
+</file>
+
+<file path=customXml/itemProps4.xml><?xml version="1.0" encoding="utf-8"?>
 <ds:datastoreItem xmlns:ds="http://schemas.openxmlformats.org/officeDocument/2006/customXml" ds:itemID="{10663269-2064-4804-8290-36D4A57F5557}">
   <ds:schemaRefs>
     <ds:schemaRef ds:uri="http://schemas.microsoft.com/sharepoint/v3/contenttype/forms"/>
   </ds:schemaRefs>
 </ds:datastoreItem>
-</file>
-
-<file path=customXml/itemProps4.xml><?xml version="1.0" encoding="utf-8"?>
-<ds:datastoreItem xmlns:ds="http://schemas.openxmlformats.org/officeDocument/2006/customXml" ds:itemID="{EAE431FD-7059-4C09-804B-C9D69EB7B213}">
-  <ds:schemaRefs>
-    <ds:schemaRef ds:uri="http://schemas.openxmlformats.org/officeDocument/2006/bibliography"/>
-  </ds:schemaRefs>
-</ds:datastoreItem>
 </file>